--- a/Felhasználóisablon.docx
+++ b/Felhasználóisablon.docx
@@ -1864,6 +1864,7 @@
       <w:bookmarkEnd w:id="4"/>
     </w:p>
     <w:p/>
+    <w:p/>
     <w:p>
       <w:pPr>
         <w:pStyle w:val="Cmsor2"/>
@@ -1872,12 +1873,13 @@
       <w:r>
         <w:t>Rendszerkövetelmények</w:t>
       </w:r>
-      <w:r>
-        <w:t>2</w:t>
-      </w:r>
       <w:bookmarkEnd w:id="5"/>
     </w:p>
-    <w:p/>
+    <w:p>
+      <w:r>
+        <w:t>Hogy az oldal működjön, el kell tudnia érni az adatbázist.</w:t>
+      </w:r>
+    </w:p>
     <w:p>
       <w:pPr>
         <w:spacing w:line="259" w:lineRule="auto"/>
@@ -2049,22 +2051,19 @@
     <w:p/>
     <w:p>
       <w:r>
-        <w:rPr>
-          <w:noProof/>
-        </w:rPr>
+        <w:t>A felületen jól láthatóan megjelenik a felhasználónév és a jelszó megadására szolgáló beviteli mező. Ezeket értelemszerűen akkor tudjuk kitölteni, ha már rendelkezünk regisztrált fiókkal az oldalon. Miután beírtuk a szükséges adatokat, a rendszer lehetőséget ad a bejelentkezésre, így hozzáférhetünk a személyes profilunkhoz és az oldal által kínált funkciókhoz. Ha még nincs fiókunk, általában találunk egy regisztrációs lehetőséget is, ahol könnyedén létrehozhatjuk azt.</w:t>
+      </w:r>
+      <w:r>
+        <w:t xml:space="preserve"> </w:t>
+      </w:r>
+    </w:p>
+    <w:p>
+      <w:r>
         <w:drawing>
-          <wp:anchor distT="0" distB="0" distL="114300" distR="114300" simplePos="0" relativeHeight="251678720" behindDoc="1" locked="0" layoutInCell="1" allowOverlap="1" wp14:anchorId="2600218C" wp14:editId="39F5B1DA">
-            <wp:simplePos x="0" y="0"/>
-            <wp:positionH relativeFrom="margin">
-              <wp:align>center</wp:align>
-            </wp:positionH>
-            <wp:positionV relativeFrom="paragraph">
-              <wp:posOffset>1086190</wp:posOffset>
-            </wp:positionV>
-            <wp:extent cx="4883785" cy="4093210"/>
-            <wp:effectExtent l="0" t="0" r="0" b="2540"/>
-            <wp:wrapTopAndBottom/>
-            <wp:docPr id="11" name="Kép 11"/>
+          <wp:inline distT="0" distB="0" distL="0" distR="0" wp14:anchorId="62052A92" wp14:editId="7B3F16F3">
+            <wp:extent cx="5087060" cy="5058481"/>
+            <wp:effectExtent l="0" t="0" r="0" b="8890"/>
+            <wp:docPr id="17" name="Kép 17"/>
             <wp:cNvGraphicFramePr>
               <a:graphicFrameLocks xmlns:a="http://schemas.openxmlformats.org/drawingml/2006/main" noChangeAspect="1"/>
             </wp:cNvGraphicFramePr>
@@ -2076,13 +2075,7 @@
                     <pic:cNvPicPr/>
                   </pic:nvPicPr>
                   <pic:blipFill>
-                    <a:blip r:embed="rId8">
-                      <a:extLst>
-                        <a:ext uri="{28A0092B-C50C-407E-A947-70E740481C1C}">
-                          <a14:useLocalDpi xmlns:a14="http://schemas.microsoft.com/office/drawing/2010/main" val="0"/>
-                        </a:ext>
-                      </a:extLst>
-                    </a:blip>
+                    <a:blip r:embed="rId8"/>
                     <a:stretch>
                       <a:fillRect/>
                     </a:stretch>
@@ -2090,32 +2083,17 @@
                   <pic:spPr>
                     <a:xfrm>
                       <a:off x="0" y="0"/>
-                      <a:ext cx="4883785" cy="4093210"/>
+                      <a:ext cx="5087060" cy="5058481"/>
                     </a:xfrm>
                     <a:prstGeom prst="rect">
                       <a:avLst/>
                     </a:prstGeom>
-                    <a:ln>
-                      <a:noFill/>
-                    </a:ln>
                   </pic:spPr>
                 </pic:pic>
               </a:graphicData>
             </a:graphic>
-            <wp14:sizeRelH relativeFrom="margin">
-              <wp14:pctWidth>0</wp14:pctWidth>
-            </wp14:sizeRelH>
-            <wp14:sizeRelV relativeFrom="margin">
-              <wp14:pctHeight>0</wp14:pctHeight>
-            </wp14:sizeRelV>
-          </wp:anchor>
+          </wp:inline>
         </w:drawing>
-      </w:r>
-      <w:r>
-        <w:t>A felületen jól láthatóan megjelenik a felhasználónév és a jelszó megadására szolgáló beviteli mező. Ezeket értelemszerűen akkor tudjuk kitölteni, ha már rendelkezünk regisztrált fiókkal az oldalon. Miután beírtuk a szükséges adatokat, a rendszer lehetőséget ad a bejelentkezésre, így hozzáférhetünk a személyes profilunkhoz és az oldal által kínált funkciókhoz. Ha még nincs fiókunk, általában találunk egy regisztrációs lehetőséget is, ahol könnyedén létrehozhatjuk azt.</w:t>
-      </w:r>
-      <w:r>
-        <w:t xml:space="preserve"> </w:t>
       </w:r>
     </w:p>
     <w:p>
@@ -2130,14 +2108,22 @@
       <w:bookmarkEnd w:id="8"/>
     </w:p>
     <w:p>
-      <w:r>
-        <w:t xml:space="preserve">A regisztrációs felületen találhatóak azok a beviteli mezők, amelyek segítségével új felhasználói fiókot hozhatunk létre az oldalon. Itt általában meg kell adnunk a kívánt felhasználónevet, a jelszót, valamint esetenként egyéb adatokat is, mint például az e-mail-cím vagy egy jelszó megerősítése mező. Miután minden szükséges információt kitöltöttünk, </w:t>
-      </w:r>
-      <w:r>
-        <w:rPr>
-          <w:noProof/>
-        </w:rPr>
+      <w:pPr>
+        <w:rPr>
+          <w:noProof/>
+        </w:rPr>
+      </w:pPr>
+      <w:r>
+        <w:t xml:space="preserve">A regisztrációs felületen találhatóak azok a beviteli mezők, amelyek segítségével új felhasználói fiókot hozhatunk létre az oldalon. Itt általában meg kell adnunk a kívánt </w:t>
+      </w:r>
+      <w:r>
         <w:lastRenderedPageBreak/>
+        <w:t xml:space="preserve">felhasználónevet, a jelszót, valamint esetenként egyéb adatokat is, mint például az e-mail-cím vagy egy jelszó megerősítése mező. Miután minden szükséges információt kitöltöttünk, </w:t>
+      </w:r>
+      <w:r>
+        <w:rPr>
+          <w:noProof/>
+        </w:rPr>
         <mc:AlternateContent>
           <mc:Choice Requires="wps">
             <w:drawing>
@@ -2266,25 +2252,25 @@
         </mc:AlternateContent>
       </w:r>
       <w:r>
-        <w:t xml:space="preserve">a regisztráció gomb megnyomásával véglegesíthetjük a folyamatot, és létrejön az új fiókunk, </w:t>
-      </w:r>
-      <w:r>
-        <w:rPr>
-          <w:noProof/>
-        </w:rPr>
+        <w:t>a regisztráció gomb megnyomásával véglegesíthetjük a folyamatot, és létrejön az új fiókunk, amellyel később be tudunk majd jelentkezni az oldalra.</w:t>
+      </w:r>
+      <w:r>
+        <w:rPr>
+          <w:noProof/>
+        </w:rPr>
+        <w:t xml:space="preserve"> </w:t>
+      </w:r>
+    </w:p>
+    <w:p>
+      <w:pPr>
+        <w:jc w:val="center"/>
+      </w:pPr>
+      <w:r>
         <w:drawing>
-          <wp:anchor distT="0" distB="0" distL="114300" distR="114300" simplePos="0" relativeHeight="251679744" behindDoc="0" locked="0" layoutInCell="1" allowOverlap="1" wp14:anchorId="46DD4C5E" wp14:editId="0FD7163A">
-            <wp:simplePos x="0" y="0"/>
-            <wp:positionH relativeFrom="page">
-              <wp:align>center</wp:align>
-            </wp:positionH>
-            <wp:positionV relativeFrom="paragraph">
-              <wp:posOffset>460375</wp:posOffset>
-            </wp:positionV>
-            <wp:extent cx="4731385" cy="4318000"/>
-            <wp:effectExtent l="0" t="0" r="0" b="6350"/>
-            <wp:wrapTopAndBottom/>
-            <wp:docPr id="12" name="Kép 12"/>
+          <wp:inline distT="0" distB="0" distL="0" distR="0" wp14:anchorId="2E21C075" wp14:editId="5DAC8C10">
+            <wp:extent cx="3672796" cy="5438692"/>
+            <wp:effectExtent l="0" t="0" r="4445" b="0"/>
+            <wp:docPr id="18" name="Kép 18"/>
             <wp:cNvGraphicFramePr>
               <a:graphicFrameLocks xmlns:a="http://schemas.openxmlformats.org/drawingml/2006/main" noChangeAspect="1"/>
             </wp:cNvGraphicFramePr>
@@ -2296,13 +2282,7 @@
                     <pic:cNvPicPr/>
                   </pic:nvPicPr>
                   <pic:blipFill>
-                    <a:blip r:embed="rId9">
-                      <a:extLst>
-                        <a:ext uri="{28A0092B-C50C-407E-A947-70E740481C1C}">
-                          <a14:useLocalDpi xmlns:a14="http://schemas.microsoft.com/office/drawing/2010/main" val="0"/>
-                        </a:ext>
-                      </a:extLst>
-                    </a:blip>
+                    <a:blip r:embed="rId9"/>
                     <a:stretch>
                       <a:fillRect/>
                     </a:stretch>
@@ -2310,7 +2290,7 @@
                   <pic:spPr>
                     <a:xfrm>
                       <a:off x="0" y="0"/>
-                      <a:ext cx="4731385" cy="4318000"/>
+                      <a:ext cx="3683532" cy="5454590"/>
                     </a:xfrm>
                     <a:prstGeom prst="rect">
                       <a:avLst/>
@@ -2319,23 +2299,8 @@
                 </pic:pic>
               </a:graphicData>
             </a:graphic>
-            <wp14:sizeRelH relativeFrom="margin">
-              <wp14:pctWidth>0</wp14:pctWidth>
-            </wp14:sizeRelH>
-            <wp14:sizeRelV relativeFrom="margin">
-              <wp14:pctHeight>0</wp14:pctHeight>
-            </wp14:sizeRelV>
-          </wp:anchor>
+          </wp:inline>
         </w:drawing>
-      </w:r>
-      <w:r>
-        <w:t>amellyel később be tudunk majd jelentkezni az oldalra.</w:t>
-      </w:r>
-      <w:r>
-        <w:rPr>
-          <w:noProof/>
-        </w:rPr>
-        <w:t xml:space="preserve"> </w:t>
       </w:r>
     </w:p>
     <w:p>
@@ -2345,22 +2310,21 @@
       </w:pPr>
       <w:bookmarkStart w:id="9" w:name="_Toc210292804"/>
       <w:r>
+        <w:lastRenderedPageBreak/>
+        <w:t>Főoldal</w:t>
+      </w:r>
+      <w:bookmarkEnd w:id="9"/>
+    </w:p>
+    <w:p>
+      <w:r>
         <w:rPr>
           <w:noProof/>
         </w:rPr>
         <w:drawing>
-          <wp:anchor distT="0" distB="0" distL="114300" distR="114300" simplePos="0" relativeHeight="251683840" behindDoc="0" locked="0" layoutInCell="1" allowOverlap="1" wp14:anchorId="4EA82204" wp14:editId="1CEA0F7F">
-            <wp:simplePos x="0" y="0"/>
-            <wp:positionH relativeFrom="margin">
-              <wp:align>left</wp:align>
-            </wp:positionH>
-            <wp:positionV relativeFrom="paragraph">
-              <wp:posOffset>4762500</wp:posOffset>
-            </wp:positionV>
-            <wp:extent cx="5391150" cy="3150870"/>
-            <wp:effectExtent l="0" t="0" r="0" b="0"/>
-            <wp:wrapTopAndBottom/>
-            <wp:docPr id="17" name="Kép 7"/>
+          <wp:inline distT="0" distB="0" distL="0" distR="0" wp14:anchorId="1B50B179" wp14:editId="21AF31C1">
+            <wp:extent cx="5273372" cy="3220917"/>
+            <wp:effectExtent l="38100" t="38100" r="41910" b="36830"/>
+            <wp:docPr id="16" name="Kép 2"/>
             <wp:cNvGraphicFramePr>
               <a:graphicFrameLocks xmlns:a="http://schemas.openxmlformats.org/drawingml/2006/main" noChangeAspect="1"/>
             </wp:cNvGraphicFramePr>
@@ -2368,7 +2332,7 @@
               <a:graphicData uri="http://schemas.openxmlformats.org/drawingml/2006/picture">
                 <pic:pic xmlns:pic="http://schemas.openxmlformats.org/drawingml/2006/picture">
                   <pic:nvPicPr>
-                    <pic:cNvPr id="8" name="Kép 7"/>
+                    <pic:cNvPr id="3" name="Kép 2"/>
                     <pic:cNvPicPr>
                       <a:picLocks noChangeAspect="1"/>
                     </pic:cNvPicPr>
@@ -2388,37 +2352,26 @@
                   <pic:spPr>
                     <a:xfrm>
                       <a:off x="0" y="0"/>
-                      <a:ext cx="5391150" cy="3150870"/>
+                      <a:ext cx="5278422" cy="3224002"/>
                     </a:xfrm>
                     <a:prstGeom prst="rect">
                       <a:avLst/>
                     </a:prstGeom>
-                    <a:solidFill>
-                      <a:schemeClr val="accent1">
-                        <a:lumMod val="40000"/>
-                        <a:lumOff val="60000"/>
-                      </a:schemeClr>
-                    </a:solidFill>
                     <a:ln w="38100">
-                      <a:noFill/>
+                      <a:solidFill>
+                        <a:schemeClr val="accent1">
+                          <a:lumMod val="40000"/>
+                          <a:lumOff val="60000"/>
+                        </a:schemeClr>
+                      </a:solidFill>
                     </a:ln>
                   </pic:spPr>
                 </pic:pic>
               </a:graphicData>
             </a:graphic>
-            <wp14:sizeRelH relativeFrom="margin">
-              <wp14:pctWidth>0</wp14:pctWidth>
-            </wp14:sizeRelH>
-            <wp14:sizeRelV relativeFrom="margin">
-              <wp14:pctHeight>0</wp14:pctHeight>
-            </wp14:sizeRelV>
-          </wp:anchor>
+          </wp:inline>
         </w:drawing>
       </w:r>
-      <w:r>
-        <w:t>Főoldal</w:t>
-      </w:r>
-      <w:bookmarkEnd w:id="9"/>
     </w:p>
     <w:p>
       <w:r>
@@ -2445,7 +2398,6 @@
     </w:p>
     <w:p>
       <w:r>
-        <w:lastRenderedPageBreak/>
         <w:t xml:space="preserve">A főoldal letisztult, egyszerű színekkel jelenik meg a felhasználó elött. Címsorban található a Főoldal, Menük, Bejelentkezés és Regisztráció gomb, amikkel a felhasználó tud interakcióba lépni. Az oldal alján a szürke mezőben található meg a támogatások és a „Rólunk” gomb, ami lecseréli az üdvözlő szöveget egy leírásra rólunk és maga a Dózsa Csárda weboldalról. Könnyen vissza lehet lépni a balra mutató nyílra, ezzel vissza térve az üdvözlő főoldalra. </w:t>
       </w:r>
     </w:p>
@@ -2464,11 +2416,11 @@
         <w:br w:type="page"/>
       </w:r>
     </w:p>
+    <w:bookmarkStart w:id="10" w:name="_Toc210292805"/>
     <w:p>
       <w:pPr>
         <w:pStyle w:val="Cmsor1"/>
       </w:pPr>
-      <w:bookmarkStart w:id="10" w:name="_Toc210292805"/>
       <w:r>
         <w:rPr>
           <w:noProof/>
@@ -2606,6 +2558,114 @@
       </w:r>
       <w:bookmarkEnd w:id="10"/>
     </w:p>
+    <w:p>
+      <w:pPr>
+        <w:rPr>
+          <w:b/>
+          <w:bCs/>
+          <w:u w:val="single"/>
+        </w:rPr>
+      </w:pPr>
+      <w:r>
+        <w:rPr>
+          <w:b/>
+          <w:bCs/>
+          <w:u w:val="single"/>
+        </w:rPr>
+        <w:t>Fiók készítése</w:t>
+      </w:r>
+    </w:p>
+    <w:p>
+      <w:r>
+        <w:t xml:space="preserve">Hogy az oldalt használni lehessen, a felhasználónak készítenie kell egy fiókot, regisztrálnia kell az oldalra, abban az esetben, ha </w:t>
+      </w:r>
+      <w:r>
+        <w:t>még nincsen beregisztrált fiókja</w:t>
+      </w:r>
+      <w:r>
+        <w:t xml:space="preserve">. Ezt </w:t>
+      </w:r>
+      <w:r>
+        <w:t>egy felhasználónév, egy lakcím, egy email és a jelszó megadásával lehet megtenni. A jelszót, nem tároljuk le nyers szövegként, hanem egy úgynevezett HASH kódot generálunk, melyet mi sem tudunk visszafejteni, ez az adatvédelem érdekében van</w:t>
+      </w:r>
+      <w:r>
+        <w:t xml:space="preserve">. Ha van, illetve ha regisztrált az oldalra, akkor be kell jelentkeznie, a felhasználónév, és a </w:t>
+      </w:r>
+      <w:r>
+        <w:t>jelszó megadásával teheti meg.</w:t>
+      </w:r>
+    </w:p>
+    <w:p>
+      <w:r>
+        <w:t xml:space="preserve">Sikeres bejelentkezés esetén, az oldal a saját profilra fogja átírányítani, ahonnan vissza lehet menni a főoldalra. </w:t>
+      </w:r>
+    </w:p>
+    <w:p/>
+    <w:p>
+      <w:pPr>
+        <w:rPr>
+          <w:b/>
+          <w:bCs/>
+          <w:u w:val="single"/>
+        </w:rPr>
+      </w:pPr>
+      <w:r>
+        <w:rPr>
+          <w:b/>
+          <w:bCs/>
+          <w:u w:val="single"/>
+        </w:rPr>
+        <w:t>Rendelés</w:t>
+      </w:r>
+    </w:p>
+    <w:p>
+      <w:r>
+        <w:t>A főoldalon, a menük</w:t>
+      </w:r>
+      <w:r>
+        <w:t xml:space="preserve"> gombra kattintva, meg fog jelenni egy kisebb ablak, úgynevezett pop-up window, amely tartalmazza az 5 kategóriát, a kosarat, a rendelés gombot, és minden szükséges dolgot egy rendelés lebonoylításához.</w:t>
+      </w:r>
+    </w:p>
+    <w:p>
+      <w:r>
+        <w:t>Amennyiben leadtuk a rendelést, és visszajelzést kaptunk, hogy a rendelés le lett adva, a profilon, meg lehet nézni, hogy mit is rendeltünk, illetve megmásítani is meg lehet, ha valamiről megondoltuk magunkat.</w:t>
+      </w:r>
+    </w:p>
+    <w:p/>
+    <w:p>
+      <w:pPr>
+        <w:rPr>
+          <w:b/>
+          <w:bCs/>
+          <w:u w:val="single"/>
+        </w:rPr>
+      </w:pPr>
+      <w:r>
+        <w:rPr>
+          <w:b/>
+          <w:bCs/>
+          <w:u w:val="single"/>
+        </w:rPr>
+        <w:t>Fiók Törlése</w:t>
+      </w:r>
+    </w:p>
+    <w:p>
+      <w:pPr>
+        <w:rPr>
+          <w:b/>
+          <w:bCs/>
+          <w:u w:val="single"/>
+        </w:rPr>
+      </w:pPr>
+    </w:p>
+    <w:p>
+      <w:r>
+        <w:t xml:space="preserve">Ha úgy ítéljük meg, hogy nem szeretnék tovább használni a Dózsa Csárda oldalt, vagy elégedetlenek vagyunk a szolgáltatással, </w:t>
+      </w:r>
+      <w:r>
+        <w:t>akkor a profil oldalon, a fiók törlése gombra kattintva, eltávolíthatjuk magunkat a rendszerből, de ha véletlenül, megint megondoljuk magunkat, a regisztrációval újra létrehozhatjuk egy fiókot.</w:t>
+      </w:r>
+    </w:p>
     <w:p/>
     <w:p>
       <w:pPr>
@@ -2764,7 +2824,59 @@
       </w:r>
       <w:bookmarkEnd w:id="11"/>
     </w:p>
+    <w:p>
+      <w:pPr>
+        <w:rPr>
+          <w:b/>
+          <w:bCs/>
+          <w:u w:val="single"/>
+        </w:rPr>
+      </w:pPr>
+      <w:r>
+        <w:rPr>
+          <w:b/>
+          <w:bCs/>
+          <w:u w:val="single"/>
+        </w:rPr>
+        <w:t>Backend Hibakezelés</w:t>
+      </w:r>
+    </w:p>
+    <w:p>
+      <w:r>
+        <w:t xml:space="preserve">Ha a Backend szerver nem képes kapcsolódni, az adatbázis szerverhez, akkor nem fagy le a program, hanem szimplán nem lesznek elérhetőek azok a szolgáltatások, amelyekhez az adatbázis szükséges. </w:t>
+      </w:r>
+    </w:p>
+    <w:p>
+      <w:r>
+        <w:t>Ilyenkor a frontenden, a rendelésnél például, egy olyan üzenet jelenik meg, hogy kapcsolódási hiba a szerverrel.</w:t>
+      </w:r>
+    </w:p>
     <w:p/>
+    <w:p>
+      <w:pPr>
+        <w:rPr>
+          <w:b/>
+          <w:bCs/>
+          <w:u w:val="single"/>
+        </w:rPr>
+      </w:pPr>
+      <w:r>
+        <w:rPr>
+          <w:b/>
+          <w:bCs/>
+          <w:u w:val="single"/>
+        </w:rPr>
+        <w:t>Hibakezelés/Tesztelés</w:t>
+      </w:r>
+    </w:p>
+    <w:p>
+      <w:r>
+        <w:t xml:space="preserve">A Hibakezelési módszereket, a manuális tesztek, a végfelhasználó/fejlesztők által, illetve az egységtesztek (Unit Teszt) segítségével próbáltuk </w:t>
+      </w:r>
+      <w:r>
+        <w:t>megoldani.</w:t>
+      </w:r>
+    </w:p>
     <w:p>
       <w:pPr>
         <w:spacing w:line="259" w:lineRule="auto"/>
@@ -4076,6 +4188,7 @@
   <w:style w:type="character" w:default="1" w:styleId="Bekezdsalapbettpusa">
     <w:name w:val="Default Paragraph Font"/>
     <w:uiPriority w:val="1"/>
+    <w:semiHidden/>
     <w:unhideWhenUsed/>
   </w:style>
   <w:style w:type="table" w:default="1" w:styleId="Normltblzat">

--- a/Felhasználóisablon.docx
+++ b/Felhasználóisablon.docx
@@ -1,6 +1,6 @@
 
 <file path=word/document.xml><?xml version="1.0" encoding="utf-8"?>
-<w:document xmlns:wpc="http://schemas.microsoft.com/office/word/2010/wordprocessingCanvas" xmlns:cx="http://schemas.microsoft.com/office/drawing/2014/chartex" xmlns:cx1="http://schemas.microsoft.com/office/drawing/2015/9/8/chartex" xmlns:cx2="http://schemas.microsoft.com/office/drawing/2015/10/21/chartex" xmlns:cx3="http://schemas.microsoft.com/office/drawing/2016/5/9/chartex" xmlns:cx4="http://schemas.microsoft.com/office/drawing/2016/5/10/chartex" xmlns:cx5="http://schemas.microsoft.com/office/drawing/2016/5/11/chartex" xmlns:cx6="http://schemas.microsoft.com/office/drawing/2016/5/12/chartex" xmlns:cx7="http://schemas.microsoft.com/office/drawing/2016/5/13/chartex" xmlns:cx8="http://schemas.microsoft.com/office/drawing/2016/5/14/chartex" xmlns:mc="http://schemas.openxmlformats.org/markup-compatibility/2006" xmlns:aink="http://schemas.microsoft.com/office/drawing/2016/ink" xmlns:am3d="http://schemas.microsoft.com/office/drawing/2017/model3d" xmlns:o="urn:schemas-microsoft-com:office:office" xmlns:r="http://schemas.openxmlformats.org/officeDocument/2006/relationships" xmlns:m="http://schemas.openxmlformats.org/officeDocument/2006/math" xmlns:v="urn:schemas-microsoft-com:vml" xmlns:wp14="http://schemas.microsoft.com/office/word/2010/wordprocessingDrawing" xmlns:wp="http://schemas.openxmlformats.org/drawingml/2006/wordprocessingDrawing" xmlns:w10="urn:schemas-microsoft-com:office:word" xmlns:w="http://schemas.openxmlformats.org/wordprocessingml/2006/main" xmlns:w14="http://schemas.microsoft.com/office/word/2010/wordml" xmlns:w15="http://schemas.microsoft.com/office/word/2012/wordml" xmlns:w16cex="http://schemas.microsoft.com/office/word/2018/wordml/cex" xmlns:w16cid="http://schemas.microsoft.com/office/word/2016/wordml/cid" xmlns:w16="http://schemas.microsoft.com/office/word/2018/wordml" xmlns:w16sdtdh="http://schemas.microsoft.com/office/word/2020/wordml/sdtdatahash" xmlns:w16se="http://schemas.microsoft.com/office/word/2015/wordml/symex" xmlns:wpg="http://schemas.microsoft.com/office/word/2010/wordprocessingGroup" xmlns:wpi="http://schemas.microsoft.com/office/word/2010/wordprocessingInk" xmlns:wne="http://schemas.microsoft.com/office/word/2006/wordml" xmlns:wps="http://schemas.microsoft.com/office/word/2010/wordprocessingShape" mc:Ignorable="w14 w15 w16se w16cid w16 w16cex w16sdtdh wp14">
+<w:document xmlns:wpc="http://schemas.microsoft.com/office/word/2010/wordprocessingCanvas" xmlns:cx="http://schemas.microsoft.com/office/drawing/2014/chartex" xmlns:mc="http://schemas.openxmlformats.org/markup-compatibility/2006" xmlns:o="urn:schemas-microsoft-com:office:office" xmlns:r="http://schemas.openxmlformats.org/officeDocument/2006/relationships" xmlns:m="http://schemas.openxmlformats.org/officeDocument/2006/math" xmlns:v="urn:schemas-microsoft-com:vml" xmlns:wp14="http://schemas.microsoft.com/office/word/2010/wordprocessingDrawing" xmlns:wp="http://schemas.openxmlformats.org/drawingml/2006/wordprocessingDrawing" xmlns:w10="urn:schemas-microsoft-com:office:word" xmlns:w="http://schemas.openxmlformats.org/wordprocessingml/2006/main" xmlns:w14="http://schemas.microsoft.com/office/word/2010/wordml" xmlns:w15="http://schemas.microsoft.com/office/word/2012/wordml" xmlns:w16se="http://schemas.microsoft.com/office/word/2015/wordml/symex" xmlns:wpg="http://schemas.microsoft.com/office/word/2010/wordprocessingGroup" xmlns:wpi="http://schemas.microsoft.com/office/word/2010/wordprocessingInk" xmlns:wne="http://schemas.microsoft.com/office/word/2006/wordml" xmlns:wps="http://schemas.microsoft.com/office/word/2010/wordprocessingShape" mc:Ignorable="w14 w15 w16se wp14">
   <w:body>
     <w:p>
       <w:pPr>
@@ -14,6 +14,7 @@
       <w:r>
         <w:rPr>
           <w:noProof/>
+          <w:lang w:eastAsia="hu-HU"/>
         </w:rPr>
         <mc:AlternateContent>
           <mc:Choice Requires="wps">
@@ -131,7 +132,7 @@
               </wp:anchor>
             </w:drawing>
           </mc:Choice>
-          <mc:Fallback>
+          <mc:Fallback xmlns:w16sdtdh="http://schemas.microsoft.com/office/word/2020/wordml/sdtdatahash" xmlns:w16="http://schemas.microsoft.com/office/word/2018/wordml" xmlns:w16cid="http://schemas.microsoft.com/office/word/2016/wordml/cid" xmlns:w16cex="http://schemas.microsoft.com/office/word/2018/wordml/cex" xmlns:am3d="http://schemas.microsoft.com/office/drawing/2017/model3d" xmlns:aink="http://schemas.microsoft.com/office/drawing/2016/ink" xmlns:cx8="http://schemas.microsoft.com/office/drawing/2016/5/14/chartex" xmlns:cx7="http://schemas.microsoft.com/office/drawing/2016/5/13/chartex" xmlns:cx6="http://schemas.microsoft.com/office/drawing/2016/5/12/chartex" xmlns:cx5="http://schemas.microsoft.com/office/drawing/2016/5/11/chartex" xmlns:cx4="http://schemas.microsoft.com/office/drawing/2016/5/10/chartex" xmlns:cx3="http://schemas.microsoft.com/office/drawing/2016/5/9/chartex" xmlns:cx2="http://schemas.microsoft.com/office/drawing/2015/10/21/chartex" xmlns:cx1="http://schemas.microsoft.com/office/drawing/2015/9/8/chartex">
             <w:pict>
               <v:shape w14:anchorId="1589566C" id="Derékszögű háromszög 7" o:spid="_x0000_s1026" style="position:absolute;margin-left:0;margin-top:-71.25pt;width:190.5pt;height:190.5pt;rotation:90;z-index:251659264;visibility:visible;mso-wrap-style:square;mso-wrap-distance-left:9pt;mso-wrap-distance-top:0;mso-wrap-distance-right:9pt;mso-wrap-distance-bottom:0;mso-position-horizontal:left;mso-position-horizontal-relative:page;mso-position-vertical:absolute;mso-position-vertical-relative:text;v-text-anchor:middle" coordsize="2419350,2419350" o:gfxdata="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" path="m,2419350l,c806450,806450,-382154,2206666,2419350,2419350l,2419350xe" fillcolor="#ed7d31 [3205]" stroked="f" strokeweight="1pt">
                 <v:stroke joinstyle="miter"/>
@@ -189,7 +190,13 @@
         <w:rPr>
           <w:noProof/>
         </w:rPr>
-        <w:t>.1</w:t>
+        <w:t>1</w:t>
+      </w:r>
+      <w:r>
+        <w:rPr>
+          <w:noProof/>
+        </w:rPr>
+        <w:t>.</w:t>
       </w:r>
       <w:r>
         <w:rPr>
@@ -266,7 +273,13 @@
         <w:rPr>
           <w:noProof/>
         </w:rPr>
-        <w:t>.2</w:t>
+        <w:t>2</w:t>
+      </w:r>
+      <w:r>
+        <w:rPr>
+          <w:noProof/>
+        </w:rPr>
+        <w:t>.</w:t>
       </w:r>
       <w:r>
         <w:rPr>
@@ -343,7 +356,7 @@
         <w:rPr>
           <w:noProof/>
         </w:rPr>
-        <w:t>.3</w:t>
+        <w:t>3.</w:t>
       </w:r>
       <w:r>
         <w:rPr>
@@ -358,7 +371,7 @@
         <w:rPr>
           <w:noProof/>
         </w:rPr>
-        <w:t>Rendszeráttekintés</w:t>
+        <w:t>Felhasználói felület bemutatása</w:t>
       </w:r>
       <w:r>
         <w:rPr>
@@ -370,36 +383,169 @@
         <w:rPr>
           <w:noProof/>
         </w:rPr>
-        <w:fldChar w:fldCharType="begin"/>
-      </w:r>
-      <w:r>
-        <w:rPr>
-          <w:noProof/>
-        </w:rPr>
-        <w:instrText xml:space="preserve"> PAGEREF _Toc210292797 \h </w:instrText>
-      </w:r>
-      <w:r>
-        <w:rPr>
-          <w:noProof/>
-        </w:rPr>
-      </w:r>
-      <w:r>
-        <w:rPr>
-          <w:noProof/>
-        </w:rPr>
-        <w:fldChar w:fldCharType="separate"/>
-      </w:r>
-      <w:r>
-        <w:rPr>
-          <w:noProof/>
-        </w:rPr>
         <w:t>3</w:t>
       </w:r>
-      <w:r>
-        <w:rPr>
-          <w:noProof/>
-        </w:rPr>
-        <w:fldChar w:fldCharType="end"/>
+    </w:p>
+    <w:p>
+      <w:pPr>
+        <w:pStyle w:val="TJ2"/>
+        <w:tabs>
+          <w:tab w:val="left" w:pos="880"/>
+          <w:tab w:val="right" w:leader="dot" w:pos="8777"/>
+        </w:tabs>
+        <w:rPr>
+          <w:rFonts w:asciiTheme="minorHAnsi" w:eastAsiaTheme="minorEastAsia" w:hAnsiTheme="minorHAnsi"/>
+          <w:noProof/>
+          <w:sz w:val="22"/>
+          <w:lang w:eastAsia="hu-HU"/>
+        </w:rPr>
+      </w:pPr>
+      <w:r>
+        <w:rPr>
+          <w:noProof/>
+        </w:rPr>
+        <w:t>3</w:t>
+      </w:r>
+      <w:r>
+        <w:rPr>
+          <w:noProof/>
+        </w:rPr>
+        <w:t>.1</w:t>
+      </w:r>
+      <w:r>
+        <w:rPr>
+          <w:rFonts w:asciiTheme="minorHAnsi" w:eastAsiaTheme="minorEastAsia" w:hAnsiTheme="minorHAnsi"/>
+          <w:noProof/>
+          <w:sz w:val="22"/>
+          <w:lang w:eastAsia="hu-HU"/>
+        </w:rPr>
+        <w:tab/>
+      </w:r>
+      <w:r>
+        <w:rPr>
+          <w:noProof/>
+        </w:rPr>
+        <w:t>Bejelentkezés</w:t>
+      </w:r>
+      <w:r>
+        <w:rPr>
+          <w:noProof/>
+        </w:rPr>
+        <w:tab/>
+      </w:r>
+      <w:r>
+        <w:rPr>
+          <w:noProof/>
+        </w:rPr>
+        <w:t>3</w:t>
+      </w:r>
+    </w:p>
+    <w:p>
+      <w:pPr>
+        <w:pStyle w:val="TJ2"/>
+        <w:tabs>
+          <w:tab w:val="left" w:pos="880"/>
+          <w:tab w:val="right" w:leader="dot" w:pos="8777"/>
+        </w:tabs>
+        <w:rPr>
+          <w:rFonts w:asciiTheme="minorHAnsi" w:eastAsiaTheme="minorEastAsia" w:hAnsiTheme="minorHAnsi"/>
+          <w:noProof/>
+          <w:sz w:val="22"/>
+          <w:lang w:eastAsia="hu-HU"/>
+        </w:rPr>
+      </w:pPr>
+      <w:r>
+        <w:rPr>
+          <w:noProof/>
+        </w:rPr>
+        <w:t>3</w:t>
+      </w:r>
+      <w:r>
+        <w:rPr>
+          <w:noProof/>
+        </w:rPr>
+        <w:t>.2</w:t>
+      </w:r>
+      <w:r>
+        <w:rPr>
+          <w:rFonts w:asciiTheme="minorHAnsi" w:eastAsiaTheme="minorEastAsia" w:hAnsiTheme="minorHAnsi"/>
+          <w:noProof/>
+          <w:sz w:val="22"/>
+          <w:lang w:eastAsia="hu-HU"/>
+        </w:rPr>
+        <w:tab/>
+      </w:r>
+      <w:r>
+        <w:rPr>
+          <w:noProof/>
+        </w:rPr>
+        <w:t>Regisztráció</w:t>
+      </w:r>
+      <w:r>
+        <w:rPr>
+          <w:noProof/>
+        </w:rPr>
+        <w:tab/>
+      </w:r>
+      <w:r>
+        <w:rPr>
+          <w:noProof/>
+        </w:rPr>
+        <w:t>3</w:t>
+      </w:r>
+    </w:p>
+    <w:p>
+      <w:pPr>
+        <w:pStyle w:val="TJ2"/>
+        <w:tabs>
+          <w:tab w:val="left" w:pos="880"/>
+          <w:tab w:val="right" w:leader="dot" w:pos="8777"/>
+        </w:tabs>
+        <w:rPr>
+          <w:rFonts w:asciiTheme="minorHAnsi" w:eastAsiaTheme="minorEastAsia" w:hAnsiTheme="minorHAnsi"/>
+          <w:noProof/>
+          <w:sz w:val="22"/>
+          <w:lang w:eastAsia="hu-HU"/>
+        </w:rPr>
+      </w:pPr>
+      <w:r>
+        <w:rPr>
+          <w:noProof/>
+        </w:rPr>
+        <w:t>3</w:t>
+      </w:r>
+      <w:r>
+        <w:rPr>
+          <w:noProof/>
+        </w:rPr>
+        <w:t>.3</w:t>
+      </w:r>
+      <w:r>
+        <w:rPr>
+          <w:rFonts w:asciiTheme="minorHAnsi" w:eastAsiaTheme="minorEastAsia" w:hAnsiTheme="minorHAnsi"/>
+          <w:noProof/>
+          <w:sz w:val="22"/>
+          <w:lang w:eastAsia="hu-HU"/>
+        </w:rPr>
+        <w:tab/>
+      </w:r>
+      <w:r>
+        <w:rPr>
+          <w:noProof/>
+        </w:rPr>
+        <w:t>Főoldal</w:t>
+      </w:r>
+      <w:r>
+        <w:rPr>
+          <w:noProof/>
+        </w:rPr>
+        <w:tab/>
+      </w:r>
+      <w:r>
+        <w:rPr>
+          <w:noProof/>
+        </w:rPr>
+        <w:t>3</w:t>
       </w:r>
     </w:p>
     <w:p>
@@ -420,7 +566,7 @@
         <w:rPr>
           <w:noProof/>
         </w:rPr>
-        <w:t>.4</w:t>
+        <w:t>4.</w:t>
       </w:r>
       <w:r>
         <w:rPr>
@@ -435,7 +581,7 @@
         <w:rPr>
           <w:noProof/>
         </w:rPr>
-        <w:t>Telepités</w:t>
+        <w:t>Alapvető funkciók használata</w:t>
       </w:r>
       <w:r>
         <w:rPr>
@@ -447,190 +593,7 @@
         <w:rPr>
           <w:noProof/>
         </w:rPr>
-        <w:fldChar w:fldCharType="begin"/>
-      </w:r>
-      <w:r>
-        <w:rPr>
-          <w:noProof/>
-        </w:rPr>
-        <w:instrText xml:space="preserve"> PAGEREF _Toc210292798 \h </w:instrText>
-      </w:r>
-      <w:r>
-        <w:rPr>
-          <w:noProof/>
-        </w:rPr>
-      </w:r>
-      <w:r>
-        <w:rPr>
-          <w:noProof/>
-        </w:rPr>
-        <w:fldChar w:fldCharType="separate"/>
-      </w:r>
-      <w:r>
-        <w:rPr>
-          <w:noProof/>
-        </w:rPr>
         <w:t>4</w:t>
-      </w:r>
-      <w:r>
-        <w:rPr>
-          <w:noProof/>
-        </w:rPr>
-        <w:fldChar w:fldCharType="end"/>
-      </w:r>
-    </w:p>
-    <w:p>
-      <w:pPr>
-        <w:pStyle w:val="TJ2"/>
-        <w:tabs>
-          <w:tab w:val="left" w:pos="880"/>
-          <w:tab w:val="right" w:leader="dot" w:pos="8777"/>
-        </w:tabs>
-        <w:rPr>
-          <w:rFonts w:asciiTheme="minorHAnsi" w:eastAsiaTheme="minorEastAsia" w:hAnsiTheme="minorHAnsi"/>
-          <w:noProof/>
-          <w:sz w:val="22"/>
-          <w:lang w:eastAsia="hu-HU"/>
-        </w:rPr>
-      </w:pPr>
-      <w:r>
-        <w:rPr>
-          <w:noProof/>
-        </w:rPr>
-        <w:t>4.1</w:t>
-      </w:r>
-      <w:r>
-        <w:rPr>
-          <w:rFonts w:asciiTheme="minorHAnsi" w:eastAsiaTheme="minorEastAsia" w:hAnsiTheme="minorHAnsi"/>
-          <w:noProof/>
-          <w:sz w:val="22"/>
-          <w:lang w:eastAsia="hu-HU"/>
-        </w:rPr>
-        <w:tab/>
-      </w:r>
-      <w:r>
-        <w:rPr>
-          <w:noProof/>
-        </w:rPr>
-        <w:t>Telepítő fájlok</w:t>
-      </w:r>
-      <w:r>
-        <w:rPr>
-          <w:noProof/>
-        </w:rPr>
-        <w:tab/>
-      </w:r>
-      <w:r>
-        <w:rPr>
-          <w:noProof/>
-        </w:rPr>
-        <w:fldChar w:fldCharType="begin"/>
-      </w:r>
-      <w:r>
-        <w:rPr>
-          <w:noProof/>
-        </w:rPr>
-        <w:instrText xml:space="preserve"> PAGEREF _Toc210292799 \h </w:instrText>
-      </w:r>
-      <w:r>
-        <w:rPr>
-          <w:noProof/>
-        </w:rPr>
-      </w:r>
-      <w:r>
-        <w:rPr>
-          <w:noProof/>
-        </w:rPr>
-        <w:fldChar w:fldCharType="separate"/>
-      </w:r>
-      <w:r>
-        <w:rPr>
-          <w:noProof/>
-        </w:rPr>
-        <w:t>4</w:t>
-      </w:r>
-      <w:r>
-        <w:rPr>
-          <w:noProof/>
-        </w:rPr>
-        <w:fldChar w:fldCharType="end"/>
-      </w:r>
-    </w:p>
-    <w:p>
-      <w:pPr>
-        <w:pStyle w:val="TJ2"/>
-        <w:tabs>
-          <w:tab w:val="left" w:pos="880"/>
-          <w:tab w:val="right" w:leader="dot" w:pos="8777"/>
-        </w:tabs>
-        <w:rPr>
-          <w:rFonts w:asciiTheme="minorHAnsi" w:eastAsiaTheme="minorEastAsia" w:hAnsiTheme="minorHAnsi"/>
-          <w:noProof/>
-          <w:sz w:val="22"/>
-          <w:lang w:eastAsia="hu-HU"/>
-        </w:rPr>
-      </w:pPr>
-      <w:r>
-        <w:rPr>
-          <w:noProof/>
-        </w:rPr>
-        <w:t>4.2</w:t>
-      </w:r>
-      <w:r>
-        <w:rPr>
-          <w:rFonts w:asciiTheme="minorHAnsi" w:eastAsiaTheme="minorEastAsia" w:hAnsiTheme="minorHAnsi"/>
-          <w:noProof/>
-          <w:sz w:val="22"/>
-          <w:lang w:eastAsia="hu-HU"/>
-        </w:rPr>
-        <w:tab/>
-      </w:r>
-      <w:r>
-        <w:rPr>
-          <w:noProof/>
-        </w:rPr>
-        <w:t>Rendszerkövetelmények2</w:t>
-      </w:r>
-      <w:r>
-        <w:rPr>
-          <w:noProof/>
-        </w:rPr>
-        <w:tab/>
-      </w:r>
-      <w:r>
-        <w:rPr>
-          <w:noProof/>
-        </w:rPr>
-        <w:fldChar w:fldCharType="begin"/>
-      </w:r>
-      <w:r>
-        <w:rPr>
-          <w:noProof/>
-        </w:rPr>
-        <w:instrText xml:space="preserve"> PAGEREF _Toc210292800 \h </w:instrText>
-      </w:r>
-      <w:r>
-        <w:rPr>
-          <w:noProof/>
-        </w:rPr>
-      </w:r>
-      <w:r>
-        <w:rPr>
-          <w:noProof/>
-        </w:rPr>
-        <w:fldChar w:fldCharType="separate"/>
-      </w:r>
-      <w:r>
-        <w:rPr>
-          <w:noProof/>
-        </w:rPr>
-        <w:t>4</w:t>
-      </w:r>
-      <w:r>
-        <w:rPr>
-          <w:noProof/>
-        </w:rPr>
-        <w:fldChar w:fldCharType="end"/>
       </w:r>
     </w:p>
     <w:p>
@@ -651,7 +614,7 @@
         <w:rPr>
           <w:noProof/>
         </w:rPr>
-        <w:t>.5</w:t>
+        <w:t>5.</w:t>
       </w:r>
       <w:r>
         <w:rPr>
@@ -666,7 +629,7 @@
         <w:rPr>
           <w:noProof/>
         </w:rPr>
-        <w:t>Felhasználói felület bemutatása</w:t>
+        <w:t>Hibakezelés, támogatás</w:t>
       </w:r>
       <w:r>
         <w:rPr>
@@ -678,652 +641,7 @@
         <w:rPr>
           <w:noProof/>
         </w:rPr>
-        <w:fldChar w:fldCharType="begin"/>
-      </w:r>
-      <w:r>
-        <w:rPr>
-          <w:noProof/>
-        </w:rPr>
-        <w:instrText xml:space="preserve"> PAGEREF _Toc210292801 \h </w:instrText>
-      </w:r>
-      <w:r>
-        <w:rPr>
-          <w:noProof/>
-        </w:rPr>
-      </w:r>
-      <w:r>
-        <w:rPr>
-          <w:noProof/>
-        </w:rPr>
-        <w:fldChar w:fldCharType="separate"/>
-      </w:r>
-      <w:r>
-        <w:rPr>
-          <w:noProof/>
-        </w:rPr>
         <w:t>5</w:t>
-      </w:r>
-      <w:r>
-        <w:rPr>
-          <w:noProof/>
-        </w:rPr>
-        <w:fldChar w:fldCharType="end"/>
-      </w:r>
-    </w:p>
-    <w:p>
-      <w:pPr>
-        <w:pStyle w:val="TJ2"/>
-        <w:tabs>
-          <w:tab w:val="left" w:pos="880"/>
-          <w:tab w:val="right" w:leader="dot" w:pos="8777"/>
-        </w:tabs>
-        <w:rPr>
-          <w:rFonts w:asciiTheme="minorHAnsi" w:eastAsiaTheme="minorEastAsia" w:hAnsiTheme="minorHAnsi"/>
-          <w:noProof/>
-          <w:sz w:val="22"/>
-          <w:lang w:eastAsia="hu-HU"/>
-        </w:rPr>
-      </w:pPr>
-      <w:r>
-        <w:rPr>
-          <w:noProof/>
-        </w:rPr>
-        <w:t>5.1</w:t>
-      </w:r>
-      <w:r>
-        <w:rPr>
-          <w:rFonts w:asciiTheme="minorHAnsi" w:eastAsiaTheme="minorEastAsia" w:hAnsiTheme="minorHAnsi"/>
-          <w:noProof/>
-          <w:sz w:val="22"/>
-          <w:lang w:eastAsia="hu-HU"/>
-        </w:rPr>
-        <w:tab/>
-      </w:r>
-      <w:r>
-        <w:rPr>
-          <w:noProof/>
-        </w:rPr>
-        <w:t>Bejelentkezés</w:t>
-      </w:r>
-      <w:r>
-        <w:rPr>
-          <w:noProof/>
-        </w:rPr>
-        <w:tab/>
-      </w:r>
-      <w:r>
-        <w:rPr>
-          <w:noProof/>
-        </w:rPr>
-        <w:fldChar w:fldCharType="begin"/>
-      </w:r>
-      <w:r>
-        <w:rPr>
-          <w:noProof/>
-        </w:rPr>
-        <w:instrText xml:space="preserve"> PAGEREF _Toc210292802 \h </w:instrText>
-      </w:r>
-      <w:r>
-        <w:rPr>
-          <w:noProof/>
-        </w:rPr>
-      </w:r>
-      <w:r>
-        <w:rPr>
-          <w:noProof/>
-        </w:rPr>
-        <w:fldChar w:fldCharType="separate"/>
-      </w:r>
-      <w:r>
-        <w:rPr>
-          <w:noProof/>
-        </w:rPr>
-        <w:t>5</w:t>
-      </w:r>
-      <w:r>
-        <w:rPr>
-          <w:noProof/>
-        </w:rPr>
-        <w:fldChar w:fldCharType="end"/>
-      </w:r>
-    </w:p>
-    <w:p>
-      <w:pPr>
-        <w:pStyle w:val="TJ2"/>
-        <w:tabs>
-          <w:tab w:val="left" w:pos="880"/>
-          <w:tab w:val="right" w:leader="dot" w:pos="8777"/>
-        </w:tabs>
-        <w:rPr>
-          <w:rFonts w:asciiTheme="minorHAnsi" w:eastAsiaTheme="minorEastAsia" w:hAnsiTheme="minorHAnsi"/>
-          <w:noProof/>
-          <w:sz w:val="22"/>
-          <w:lang w:eastAsia="hu-HU"/>
-        </w:rPr>
-      </w:pPr>
-      <w:r>
-        <w:rPr>
-          <w:noProof/>
-        </w:rPr>
-        <w:t>5.2</w:t>
-      </w:r>
-      <w:r>
-        <w:rPr>
-          <w:rFonts w:asciiTheme="minorHAnsi" w:eastAsiaTheme="minorEastAsia" w:hAnsiTheme="minorHAnsi"/>
-          <w:noProof/>
-          <w:sz w:val="22"/>
-          <w:lang w:eastAsia="hu-HU"/>
-        </w:rPr>
-        <w:tab/>
-      </w:r>
-      <w:r>
-        <w:rPr>
-          <w:noProof/>
-        </w:rPr>
-        <w:t>Regisztráció</w:t>
-      </w:r>
-      <w:r>
-        <w:rPr>
-          <w:noProof/>
-        </w:rPr>
-        <w:tab/>
-      </w:r>
-      <w:r>
-        <w:rPr>
-          <w:noProof/>
-        </w:rPr>
-        <w:fldChar w:fldCharType="begin"/>
-      </w:r>
-      <w:r>
-        <w:rPr>
-          <w:noProof/>
-        </w:rPr>
-        <w:instrText xml:space="preserve"> PAGEREF _Toc210292803 \h </w:instrText>
-      </w:r>
-      <w:r>
-        <w:rPr>
-          <w:noProof/>
-        </w:rPr>
-      </w:r>
-      <w:r>
-        <w:rPr>
-          <w:noProof/>
-        </w:rPr>
-        <w:fldChar w:fldCharType="separate"/>
-      </w:r>
-      <w:r>
-        <w:rPr>
-          <w:noProof/>
-        </w:rPr>
-        <w:t>5</w:t>
-      </w:r>
-      <w:r>
-        <w:rPr>
-          <w:noProof/>
-        </w:rPr>
-        <w:fldChar w:fldCharType="end"/>
-      </w:r>
-    </w:p>
-    <w:p>
-      <w:pPr>
-        <w:pStyle w:val="TJ2"/>
-        <w:tabs>
-          <w:tab w:val="left" w:pos="880"/>
-          <w:tab w:val="right" w:leader="dot" w:pos="8777"/>
-        </w:tabs>
-        <w:rPr>
-          <w:rFonts w:asciiTheme="minorHAnsi" w:eastAsiaTheme="minorEastAsia" w:hAnsiTheme="minorHAnsi"/>
-          <w:noProof/>
-          <w:sz w:val="22"/>
-          <w:lang w:eastAsia="hu-HU"/>
-        </w:rPr>
-      </w:pPr>
-      <w:r>
-        <w:rPr>
-          <w:noProof/>
-        </w:rPr>
-        <w:t>5.3</w:t>
-      </w:r>
-      <w:r>
-        <w:rPr>
-          <w:rFonts w:asciiTheme="minorHAnsi" w:eastAsiaTheme="minorEastAsia" w:hAnsiTheme="minorHAnsi"/>
-          <w:noProof/>
-          <w:sz w:val="22"/>
-          <w:lang w:eastAsia="hu-HU"/>
-        </w:rPr>
-        <w:tab/>
-      </w:r>
-      <w:r>
-        <w:rPr>
-          <w:noProof/>
-        </w:rPr>
-        <w:t>Főoldal</w:t>
-      </w:r>
-      <w:r>
-        <w:rPr>
-          <w:noProof/>
-        </w:rPr>
-        <w:tab/>
-      </w:r>
-      <w:r>
-        <w:rPr>
-          <w:noProof/>
-        </w:rPr>
-        <w:fldChar w:fldCharType="begin"/>
-      </w:r>
-      <w:r>
-        <w:rPr>
-          <w:noProof/>
-        </w:rPr>
-        <w:instrText xml:space="preserve"> PAGEREF _Toc210292804 \h </w:instrText>
-      </w:r>
-      <w:r>
-        <w:rPr>
-          <w:noProof/>
-        </w:rPr>
-      </w:r>
-      <w:r>
-        <w:rPr>
-          <w:noProof/>
-        </w:rPr>
-        <w:fldChar w:fldCharType="separate"/>
-      </w:r>
-      <w:r>
-        <w:rPr>
-          <w:noProof/>
-        </w:rPr>
-        <w:t>5</w:t>
-      </w:r>
-      <w:r>
-        <w:rPr>
-          <w:noProof/>
-        </w:rPr>
-        <w:fldChar w:fldCharType="end"/>
-      </w:r>
-    </w:p>
-    <w:p>
-      <w:pPr>
-        <w:pStyle w:val="TJ1"/>
-        <w:tabs>
-          <w:tab w:val="left" w:pos="440"/>
-          <w:tab w:val="right" w:leader="dot" w:pos="8777"/>
-        </w:tabs>
-        <w:rPr>
-          <w:rFonts w:asciiTheme="minorHAnsi" w:eastAsiaTheme="minorEastAsia" w:hAnsiTheme="minorHAnsi"/>
-          <w:noProof/>
-          <w:sz w:val="22"/>
-          <w:lang w:eastAsia="hu-HU"/>
-        </w:rPr>
-      </w:pPr>
-      <w:r>
-        <w:rPr>
-          <w:noProof/>
-        </w:rPr>
-        <w:t>.6</w:t>
-      </w:r>
-      <w:r>
-        <w:rPr>
-          <w:rFonts w:asciiTheme="minorHAnsi" w:eastAsiaTheme="minorEastAsia" w:hAnsiTheme="minorHAnsi"/>
-          <w:noProof/>
-          <w:sz w:val="22"/>
-          <w:lang w:eastAsia="hu-HU"/>
-        </w:rPr>
-        <w:tab/>
-      </w:r>
-      <w:r>
-        <w:rPr>
-          <w:noProof/>
-        </w:rPr>
-        <w:t>Alapvető funkciók használata</w:t>
-      </w:r>
-      <w:r>
-        <w:rPr>
-          <w:noProof/>
-        </w:rPr>
-        <w:tab/>
-      </w:r>
-      <w:r>
-        <w:rPr>
-          <w:noProof/>
-        </w:rPr>
-        <w:fldChar w:fldCharType="begin"/>
-      </w:r>
-      <w:r>
-        <w:rPr>
-          <w:noProof/>
-        </w:rPr>
-        <w:instrText xml:space="preserve"> PAGEREF _Toc210292805 \h </w:instrText>
-      </w:r>
-      <w:r>
-        <w:rPr>
-          <w:noProof/>
-        </w:rPr>
-      </w:r>
-      <w:r>
-        <w:rPr>
-          <w:noProof/>
-        </w:rPr>
-        <w:fldChar w:fldCharType="separate"/>
-      </w:r>
-      <w:r>
-        <w:rPr>
-          <w:noProof/>
-        </w:rPr>
-        <w:t>6</w:t>
-      </w:r>
-      <w:r>
-        <w:rPr>
-          <w:noProof/>
-        </w:rPr>
-        <w:fldChar w:fldCharType="end"/>
-      </w:r>
-    </w:p>
-    <w:p>
-      <w:pPr>
-        <w:pStyle w:val="TJ1"/>
-        <w:tabs>
-          <w:tab w:val="left" w:pos="440"/>
-          <w:tab w:val="right" w:leader="dot" w:pos="8777"/>
-        </w:tabs>
-        <w:rPr>
-          <w:rFonts w:asciiTheme="minorHAnsi" w:eastAsiaTheme="minorEastAsia" w:hAnsiTheme="minorHAnsi"/>
-          <w:noProof/>
-          <w:sz w:val="22"/>
-          <w:lang w:eastAsia="hu-HU"/>
-        </w:rPr>
-      </w:pPr>
-      <w:r>
-        <w:rPr>
-          <w:noProof/>
-        </w:rPr>
-        <w:t>.7</w:t>
-      </w:r>
-      <w:r>
-        <w:rPr>
-          <w:rFonts w:asciiTheme="minorHAnsi" w:eastAsiaTheme="minorEastAsia" w:hAnsiTheme="minorHAnsi"/>
-          <w:noProof/>
-          <w:sz w:val="22"/>
-          <w:lang w:eastAsia="hu-HU"/>
-        </w:rPr>
-        <w:tab/>
-      </w:r>
-      <w:r>
-        <w:rPr>
-          <w:noProof/>
-        </w:rPr>
-        <w:t>Hibakezelés, támogatás</w:t>
-      </w:r>
-      <w:r>
-        <w:rPr>
-          <w:noProof/>
-        </w:rPr>
-        <w:tab/>
-      </w:r>
-      <w:r>
-        <w:rPr>
-          <w:noProof/>
-        </w:rPr>
-        <w:fldChar w:fldCharType="begin"/>
-      </w:r>
-      <w:r>
-        <w:rPr>
-          <w:noProof/>
-        </w:rPr>
-        <w:instrText xml:space="preserve"> PAGEREF _Toc210292806 \h </w:instrText>
-      </w:r>
-      <w:r>
-        <w:rPr>
-          <w:noProof/>
-        </w:rPr>
-      </w:r>
-      <w:r>
-        <w:rPr>
-          <w:noProof/>
-        </w:rPr>
-        <w:fldChar w:fldCharType="separate"/>
-      </w:r>
-      <w:r>
-        <w:rPr>
-          <w:noProof/>
-        </w:rPr>
-        <w:t>7</w:t>
-      </w:r>
-      <w:r>
-        <w:rPr>
-          <w:noProof/>
-        </w:rPr>
-        <w:fldChar w:fldCharType="end"/>
-      </w:r>
-    </w:p>
-    <w:p>
-      <w:pPr>
-        <w:pStyle w:val="TJ1"/>
-        <w:tabs>
-          <w:tab w:val="left" w:pos="440"/>
-          <w:tab w:val="right" w:leader="dot" w:pos="8777"/>
-        </w:tabs>
-        <w:rPr>
-          <w:rFonts w:asciiTheme="minorHAnsi" w:eastAsiaTheme="minorEastAsia" w:hAnsiTheme="minorHAnsi"/>
-          <w:noProof/>
-          <w:sz w:val="22"/>
-          <w:lang w:eastAsia="hu-HU"/>
-        </w:rPr>
-      </w:pPr>
-      <w:r>
-        <w:rPr>
-          <w:noProof/>
-        </w:rPr>
-        <w:t>.8</w:t>
-      </w:r>
-      <w:r>
-        <w:rPr>
-          <w:rFonts w:asciiTheme="minorHAnsi" w:eastAsiaTheme="minorEastAsia" w:hAnsiTheme="minorHAnsi"/>
-          <w:noProof/>
-          <w:sz w:val="22"/>
-          <w:lang w:eastAsia="hu-HU"/>
-        </w:rPr>
-        <w:tab/>
-      </w:r>
-      <w:r>
-        <w:rPr>
-          <w:noProof/>
-        </w:rPr>
-        <w:t>Biztonság, adatvédelem</w:t>
-      </w:r>
-      <w:r>
-        <w:rPr>
-          <w:noProof/>
-        </w:rPr>
-        <w:tab/>
-      </w:r>
-      <w:r>
-        <w:rPr>
-          <w:noProof/>
-        </w:rPr>
-        <w:fldChar w:fldCharType="begin"/>
-      </w:r>
-      <w:r>
-        <w:rPr>
-          <w:noProof/>
-        </w:rPr>
-        <w:instrText xml:space="preserve"> PAGEREF _Toc210292807 \h </w:instrText>
-      </w:r>
-      <w:r>
-        <w:rPr>
-          <w:noProof/>
-        </w:rPr>
-      </w:r>
-      <w:r>
-        <w:rPr>
-          <w:noProof/>
-        </w:rPr>
-        <w:fldChar w:fldCharType="separate"/>
-      </w:r>
-      <w:r>
-        <w:rPr>
-          <w:noProof/>
-        </w:rPr>
-        <w:t>8</w:t>
-      </w:r>
-      <w:r>
-        <w:rPr>
-          <w:noProof/>
-        </w:rPr>
-        <w:fldChar w:fldCharType="end"/>
-      </w:r>
-    </w:p>
-    <w:p>
-      <w:pPr>
-        <w:pStyle w:val="TJ1"/>
-        <w:tabs>
-          <w:tab w:val="left" w:pos="440"/>
-          <w:tab w:val="right" w:leader="dot" w:pos="8777"/>
-        </w:tabs>
-        <w:rPr>
-          <w:rFonts w:asciiTheme="minorHAnsi" w:eastAsiaTheme="minorEastAsia" w:hAnsiTheme="minorHAnsi"/>
-          <w:noProof/>
-          <w:sz w:val="22"/>
-          <w:lang w:eastAsia="hu-HU"/>
-        </w:rPr>
-      </w:pPr>
-      <w:r>
-        <w:rPr>
-          <w:noProof/>
-        </w:rPr>
-        <w:t>.9</w:t>
-      </w:r>
-      <w:r>
-        <w:rPr>
-          <w:rFonts w:asciiTheme="minorHAnsi" w:eastAsiaTheme="minorEastAsia" w:hAnsiTheme="minorHAnsi"/>
-          <w:noProof/>
-          <w:sz w:val="22"/>
-          <w:lang w:eastAsia="hu-HU"/>
-        </w:rPr>
-        <w:tab/>
-      </w:r>
-      <w:r>
-        <w:rPr>
-          <w:noProof/>
-        </w:rPr>
-        <w:t>Mellékletek</w:t>
-      </w:r>
-      <w:r>
-        <w:rPr>
-          <w:noProof/>
-        </w:rPr>
-        <w:tab/>
-      </w:r>
-      <w:r>
-        <w:rPr>
-          <w:noProof/>
-        </w:rPr>
-        <w:fldChar w:fldCharType="begin"/>
-      </w:r>
-      <w:r>
-        <w:rPr>
-          <w:noProof/>
-        </w:rPr>
-        <w:instrText xml:space="preserve"> PAGEREF _Toc210292808 \h </w:instrText>
-      </w:r>
-      <w:r>
-        <w:rPr>
-          <w:noProof/>
-        </w:rPr>
-      </w:r>
-      <w:r>
-        <w:rPr>
-          <w:noProof/>
-        </w:rPr>
-        <w:fldChar w:fldCharType="separate"/>
-      </w:r>
-      <w:r>
-        <w:rPr>
-          <w:noProof/>
-        </w:rPr>
-        <w:t>9</w:t>
-      </w:r>
-      <w:r>
-        <w:rPr>
-          <w:noProof/>
-        </w:rPr>
-        <w:fldChar w:fldCharType="end"/>
-      </w:r>
-    </w:p>
-    <w:p>
-      <w:pPr>
-        <w:pStyle w:val="TJ1"/>
-        <w:tabs>
-          <w:tab w:val="left" w:pos="660"/>
-          <w:tab w:val="right" w:leader="dot" w:pos="8777"/>
-        </w:tabs>
-        <w:rPr>
-          <w:rFonts w:asciiTheme="minorHAnsi" w:eastAsiaTheme="minorEastAsia" w:hAnsiTheme="minorHAnsi"/>
-          <w:noProof/>
-          <w:sz w:val="22"/>
-          <w:lang w:eastAsia="hu-HU"/>
-        </w:rPr>
-      </w:pPr>
-      <w:r>
-        <w:rPr>
-          <w:noProof/>
-        </w:rPr>
-        <w:t>.10</w:t>
-      </w:r>
-      <w:r>
-        <w:rPr>
-          <w:rFonts w:asciiTheme="minorHAnsi" w:eastAsiaTheme="minorEastAsia" w:hAnsiTheme="minorHAnsi"/>
-          <w:noProof/>
-          <w:sz w:val="22"/>
-          <w:lang w:eastAsia="hu-HU"/>
-        </w:rPr>
-        <w:tab/>
-      </w:r>
-      <w:r>
-        <w:rPr>
-          <w:noProof/>
-        </w:rPr>
-        <w:t>Képjegyzék</w:t>
-      </w:r>
-      <w:r>
-        <w:rPr>
-          <w:noProof/>
-        </w:rPr>
-        <w:tab/>
-      </w:r>
-      <w:r>
-        <w:rPr>
-          <w:noProof/>
-        </w:rPr>
-        <w:fldChar w:fldCharType="begin"/>
-      </w:r>
-      <w:r>
-        <w:rPr>
-          <w:noProof/>
-        </w:rPr>
-        <w:instrText xml:space="preserve"> PAGEREF _Toc210292809 \h </w:instrText>
-      </w:r>
-      <w:r>
-        <w:rPr>
-          <w:noProof/>
-        </w:rPr>
-      </w:r>
-      <w:r>
-        <w:rPr>
-          <w:noProof/>
-        </w:rPr>
-        <w:fldChar w:fldCharType="separate"/>
-      </w:r>
-      <w:r>
-        <w:rPr>
-          <w:noProof/>
-        </w:rPr>
-        <w:t>10</w:t>
-      </w:r>
-      <w:r>
-        <w:rPr>
-          <w:noProof/>
-        </w:rPr>
-        <w:fldChar w:fldCharType="end"/>
       </w:r>
     </w:p>
     <w:p>
@@ -1362,6 +680,7 @@
       <w:r>
         <w:rPr>
           <w:noProof/>
+          <w:lang w:eastAsia="hu-HU"/>
         </w:rPr>
         <w:lastRenderedPageBreak/>
         <mc:AlternateContent>
@@ -1480,7 +799,7 @@
               </wp:anchor>
             </w:drawing>
           </mc:Choice>
-          <mc:Fallback>
+          <mc:Fallback xmlns:w16sdtdh="http://schemas.microsoft.com/office/word/2020/wordml/sdtdatahash" xmlns:w16="http://schemas.microsoft.com/office/word/2018/wordml" xmlns:w16cid="http://schemas.microsoft.com/office/word/2016/wordml/cid" xmlns:w16cex="http://schemas.microsoft.com/office/word/2018/wordml/cex" xmlns:am3d="http://schemas.microsoft.com/office/drawing/2017/model3d" xmlns:aink="http://schemas.microsoft.com/office/drawing/2016/ink" xmlns:cx8="http://schemas.microsoft.com/office/drawing/2016/5/14/chartex" xmlns:cx7="http://schemas.microsoft.com/office/drawing/2016/5/13/chartex" xmlns:cx6="http://schemas.microsoft.com/office/drawing/2016/5/12/chartex" xmlns:cx5="http://schemas.microsoft.com/office/drawing/2016/5/11/chartex" xmlns:cx4="http://schemas.microsoft.com/office/drawing/2016/5/10/chartex" xmlns:cx3="http://schemas.microsoft.com/office/drawing/2016/5/9/chartex" xmlns:cx2="http://schemas.microsoft.com/office/drawing/2015/10/21/chartex" xmlns:cx1="http://schemas.microsoft.com/office/drawing/2015/9/8/chartex">
             <w:pict>
               <v:shape w14:anchorId="3AAD7C8A" id="Derékszögű háromszög 7" o:spid="_x0000_s1026" style="position:absolute;margin-left:0;margin-top:-70.65pt;width:190.5pt;height:190.5pt;rotation:90;z-index:251661312;visibility:visible;mso-wrap-style:square;mso-wrap-distance-left:9pt;mso-wrap-distance-top:0;mso-wrap-distance-right:9pt;mso-wrap-distance-bottom:0;mso-position-horizontal:left;mso-position-horizontal-relative:page;mso-position-vertical:absolute;mso-position-vertical-relative:text;v-text-anchor:middle" coordsize="2419350,2419350" o:gfxdata="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" path="m,2419350l,c806450,806450,-382154,2206666,2419350,2419350l,2419350xe" fillcolor="#ed7d31 [3205]" stroked="f" strokeweight="1pt">
                 <v:stroke joinstyle="miter"/>
@@ -1536,23 +855,11 @@
       <w:r>
         <w:t>A Dózsa Csárda weboldalának célja, hogy az online felület ugyanazt a vendégszeretetet és megbízhatóságot tükrözze, mint amit a csárda személyesen is nyújt. A könnyen kezelhető weboldal és az egyszerű online rendelés időt takarít meg a vendégek számára, miközben kényelmes és modern megoldást kínál a hagyományos magyar ízek élvezetéhez.</w:t>
       </w:r>
-    </w:p>
-    <w:p>
-      <w:pPr>
-        <w:spacing w:line="259" w:lineRule="auto"/>
-        <w:jc w:val="left"/>
-        <w:rPr>
-          <w:rFonts w:eastAsiaTheme="majorEastAsia" w:cstheme="majorBidi"/>
-          <w:b/>
-          <w:sz w:val="32"/>
-          <w:szCs w:val="32"/>
-        </w:rPr>
-      </w:pPr>
       <w:r>
         <w:br w:type="page"/>
       </w:r>
     </w:p>
-    <w:bookmarkStart w:id="2" w:name="_Toc210292797"/>
+    <w:bookmarkStart w:id="2" w:name="_Toc210292801"/>
     <w:p>
       <w:pPr>
         <w:pStyle w:val="Cmsor1"/>
@@ -1560,349 +867,7 @@
       <w:r>
         <w:rPr>
           <w:noProof/>
-        </w:rPr>
-        <w:lastRenderedPageBreak/>
-        <mc:AlternateContent>
-          <mc:Choice Requires="wps">
-            <w:drawing>
-              <wp:anchor distT="0" distB="0" distL="114300" distR="114300" simplePos="0" relativeHeight="251663360" behindDoc="0" locked="0" layoutInCell="1" allowOverlap="1" wp14:anchorId="31B73AED" wp14:editId="719B6BFA">
-                <wp:simplePos x="0" y="0"/>
-                <wp:positionH relativeFrom="page">
-                  <wp:align>left</wp:align>
-                </wp:positionH>
-                <wp:positionV relativeFrom="paragraph">
-                  <wp:posOffset>-897920</wp:posOffset>
-                </wp:positionV>
-                <wp:extent cx="2419350" cy="2419350"/>
-                <wp:effectExtent l="0" t="0" r="0" b="0"/>
-                <wp:wrapNone/>
-                <wp:docPr id="2" name="Derékszögű háromszög 7"/>
-                <wp:cNvGraphicFramePr/>
-                <a:graphic xmlns:a="http://schemas.openxmlformats.org/drawingml/2006/main">
-                  <a:graphicData uri="http://schemas.microsoft.com/office/word/2010/wordprocessingShape">
-                    <wps:wsp>
-                      <wps:cNvSpPr/>
-                      <wps:spPr>
-                        <a:xfrm rot="5400000">
-                          <a:off x="0" y="0"/>
-                          <a:ext cx="2419350" cy="2419350"/>
-                        </a:xfrm>
-                        <a:custGeom>
-                          <a:avLst/>
-                          <a:gdLst>
-                            <a:gd name="connsiteX0" fmla="*/ 0 w 2419350"/>
-                            <a:gd name="connsiteY0" fmla="*/ 2419350 h 2419350"/>
-                            <a:gd name="connsiteX1" fmla="*/ 0 w 2419350"/>
-                            <a:gd name="connsiteY1" fmla="*/ 0 h 2419350"/>
-                            <a:gd name="connsiteX2" fmla="*/ 2419350 w 2419350"/>
-                            <a:gd name="connsiteY2" fmla="*/ 2419350 h 2419350"/>
-                            <a:gd name="connsiteX3" fmla="*/ 0 w 2419350"/>
-                            <a:gd name="connsiteY3" fmla="*/ 2419350 h 2419350"/>
-                            <a:gd name="connsiteX0" fmla="*/ 0 w 2419350"/>
-                            <a:gd name="connsiteY0" fmla="*/ 2419350 h 2419350"/>
-                            <a:gd name="connsiteX1" fmla="*/ 0 w 2419350"/>
-                            <a:gd name="connsiteY1" fmla="*/ 0 h 2419350"/>
-                            <a:gd name="connsiteX2" fmla="*/ 2419350 w 2419350"/>
-                            <a:gd name="connsiteY2" fmla="*/ 2419350 h 2419350"/>
-                            <a:gd name="connsiteX3" fmla="*/ 0 w 2419350"/>
-                            <a:gd name="connsiteY3" fmla="*/ 2419350 h 2419350"/>
-                          </a:gdLst>
-                          <a:ahLst/>
-                          <a:cxnLst>
-                            <a:cxn ang="0">
-                              <a:pos x="connsiteX0" y="connsiteY0"/>
-                            </a:cxn>
-                            <a:cxn ang="0">
-                              <a:pos x="connsiteX1" y="connsiteY1"/>
-                            </a:cxn>
-                            <a:cxn ang="0">
-                              <a:pos x="connsiteX2" y="connsiteY2"/>
-                            </a:cxn>
-                            <a:cxn ang="0">
-                              <a:pos x="connsiteX3" y="connsiteY3"/>
-                            </a:cxn>
-                          </a:cxnLst>
-                          <a:rect l="l" t="t" r="r" b="b"/>
-                          <a:pathLst>
-                            <a:path w="2419350" h="2419350">
-                              <a:moveTo>
-                                <a:pt x="0" y="2419350"/>
-                              </a:moveTo>
-                              <a:lnTo>
-                                <a:pt x="0" y="0"/>
-                              </a:lnTo>
-                              <a:cubicBezTo>
-                                <a:pt x="806450" y="806450"/>
-                                <a:pt x="-382154" y="2206666"/>
-                                <a:pt x="2419350" y="2419350"/>
-                              </a:cubicBezTo>
-                              <a:lnTo>
-                                <a:pt x="0" y="2419350"/>
-                              </a:lnTo>
-                              <a:close/>
-                            </a:path>
-                          </a:pathLst>
-                        </a:custGeom>
-                        <a:solidFill>
-                          <a:schemeClr val="accent2"/>
-                        </a:solidFill>
-                        <a:ln>
-                          <a:noFill/>
-                        </a:ln>
-                      </wps:spPr>
-                      <wps:style>
-                        <a:lnRef idx="2">
-                          <a:schemeClr val="accent1">
-                            <a:shade val="50000"/>
-                          </a:schemeClr>
-                        </a:lnRef>
-                        <a:fillRef idx="1">
-                          <a:schemeClr val="accent1"/>
-                        </a:fillRef>
-                        <a:effectRef idx="0">
-                          <a:schemeClr val="accent1"/>
-                        </a:effectRef>
-                        <a:fontRef idx="minor">
-                          <a:schemeClr val="lt1"/>
-                        </a:fontRef>
-                      </wps:style>
-                      <wps:bodyPr rot="0" spcFirstLastPara="0" vertOverflow="clip" horzOverflow="clip" vert="horz" wrap="square" lIns="91440" tIns="45720" rIns="91440" bIns="45720" numCol="1" spcCol="0" rtlCol="0" fromWordArt="0" anchor="ctr" anchorCtr="0" forceAA="0" compatLnSpc="1">
-                        <a:prstTxWarp prst="textNoShape">
-                          <a:avLst/>
-                        </a:prstTxWarp>
-                        <a:noAutofit/>
-                      </wps:bodyPr>
-                    </wps:wsp>
-                  </a:graphicData>
-                </a:graphic>
-              </wp:anchor>
-            </w:drawing>
-          </mc:Choice>
-          <mc:Fallback>
-            <w:pict>
-              <v:shape w14:anchorId="1644C053" id="Derékszögű háromszög 7" o:spid="_x0000_s1026" style="position:absolute;margin-left:0;margin-top:-70.7pt;width:190.5pt;height:190.5pt;rotation:90;z-index:251663360;visibility:visible;mso-wrap-style:square;mso-wrap-distance-left:9pt;mso-wrap-distance-top:0;mso-wrap-distance-right:9pt;mso-wrap-distance-bottom:0;mso-position-horizontal:left;mso-position-horizontal-relative:page;mso-position-vertical:absolute;mso-position-vertical-relative:text;v-text-anchor:middle" coordsize="2419350,2419350" o:gfxdata="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" path="m,2419350l,c806450,806450,-382154,2206666,2419350,2419350l,2419350xe" fillcolor="#ed7d31 [3205]" stroked="f" strokeweight="1pt">
-                <v:stroke joinstyle="miter"/>
-                <v:path arrowok="t" o:connecttype="custom" o:connectlocs="0,2419350;0,0;2419350,2419350;0,2419350" o:connectangles="0,0,0,0"/>
-                <w10:wrap anchorx="page"/>
-              </v:shape>
-            </w:pict>
-          </mc:Fallback>
-        </mc:AlternateContent>
-      </w:r>
-      <w:r>
-        <w:t>Rendszeráttekintés</w:t>
-      </w:r>
-      <w:bookmarkEnd w:id="2"/>
-    </w:p>
-    <w:p/>
-    <w:p>
-      <w:pPr>
-        <w:spacing w:line="259" w:lineRule="auto"/>
-        <w:jc w:val="left"/>
-        <w:rPr>
-          <w:rFonts w:eastAsiaTheme="majorEastAsia" w:cstheme="majorBidi"/>
-          <w:b/>
-          <w:sz w:val="32"/>
-          <w:szCs w:val="32"/>
-        </w:rPr>
-      </w:pPr>
-      <w:r>
-        <w:br w:type="page"/>
-      </w:r>
-    </w:p>
-    <w:bookmarkStart w:id="3" w:name="_Toc210292798"/>
-    <w:p>
-      <w:pPr>
-        <w:pStyle w:val="Cmsor1"/>
-      </w:pPr>
-      <w:r>
-        <w:rPr>
-          <w:noProof/>
-        </w:rPr>
-        <w:lastRenderedPageBreak/>
-        <mc:AlternateContent>
-          <mc:Choice Requires="wps">
-            <w:drawing>
-              <wp:anchor distT="0" distB="0" distL="114300" distR="114300" simplePos="0" relativeHeight="251665408" behindDoc="0" locked="0" layoutInCell="1" allowOverlap="1" wp14:anchorId="6F3A5C10" wp14:editId="5F2814CB">
-                <wp:simplePos x="0" y="0"/>
-                <wp:positionH relativeFrom="page">
-                  <wp:align>left</wp:align>
-                </wp:positionH>
-                <wp:positionV relativeFrom="paragraph">
-                  <wp:posOffset>-897890</wp:posOffset>
-                </wp:positionV>
-                <wp:extent cx="2419350" cy="2419350"/>
-                <wp:effectExtent l="0" t="0" r="0" b="0"/>
-                <wp:wrapNone/>
-                <wp:docPr id="3" name="Derékszögű háromszög 7"/>
-                <wp:cNvGraphicFramePr/>
-                <a:graphic xmlns:a="http://schemas.openxmlformats.org/drawingml/2006/main">
-                  <a:graphicData uri="http://schemas.microsoft.com/office/word/2010/wordprocessingShape">
-                    <wps:wsp>
-                      <wps:cNvSpPr/>
-                      <wps:spPr>
-                        <a:xfrm rot="5400000">
-                          <a:off x="0" y="0"/>
-                          <a:ext cx="2419350" cy="2419350"/>
-                        </a:xfrm>
-                        <a:custGeom>
-                          <a:avLst/>
-                          <a:gdLst>
-                            <a:gd name="connsiteX0" fmla="*/ 0 w 2419350"/>
-                            <a:gd name="connsiteY0" fmla="*/ 2419350 h 2419350"/>
-                            <a:gd name="connsiteX1" fmla="*/ 0 w 2419350"/>
-                            <a:gd name="connsiteY1" fmla="*/ 0 h 2419350"/>
-                            <a:gd name="connsiteX2" fmla="*/ 2419350 w 2419350"/>
-                            <a:gd name="connsiteY2" fmla="*/ 2419350 h 2419350"/>
-                            <a:gd name="connsiteX3" fmla="*/ 0 w 2419350"/>
-                            <a:gd name="connsiteY3" fmla="*/ 2419350 h 2419350"/>
-                            <a:gd name="connsiteX0" fmla="*/ 0 w 2419350"/>
-                            <a:gd name="connsiteY0" fmla="*/ 2419350 h 2419350"/>
-                            <a:gd name="connsiteX1" fmla="*/ 0 w 2419350"/>
-                            <a:gd name="connsiteY1" fmla="*/ 0 h 2419350"/>
-                            <a:gd name="connsiteX2" fmla="*/ 2419350 w 2419350"/>
-                            <a:gd name="connsiteY2" fmla="*/ 2419350 h 2419350"/>
-                            <a:gd name="connsiteX3" fmla="*/ 0 w 2419350"/>
-                            <a:gd name="connsiteY3" fmla="*/ 2419350 h 2419350"/>
-                          </a:gdLst>
-                          <a:ahLst/>
-                          <a:cxnLst>
-                            <a:cxn ang="0">
-                              <a:pos x="connsiteX0" y="connsiteY0"/>
-                            </a:cxn>
-                            <a:cxn ang="0">
-                              <a:pos x="connsiteX1" y="connsiteY1"/>
-                            </a:cxn>
-                            <a:cxn ang="0">
-                              <a:pos x="connsiteX2" y="connsiteY2"/>
-                            </a:cxn>
-                            <a:cxn ang="0">
-                              <a:pos x="connsiteX3" y="connsiteY3"/>
-                            </a:cxn>
-                          </a:cxnLst>
-                          <a:rect l="l" t="t" r="r" b="b"/>
-                          <a:pathLst>
-                            <a:path w="2419350" h="2419350">
-                              <a:moveTo>
-                                <a:pt x="0" y="2419350"/>
-                              </a:moveTo>
-                              <a:lnTo>
-                                <a:pt x="0" y="0"/>
-                              </a:lnTo>
-                              <a:cubicBezTo>
-                                <a:pt x="806450" y="806450"/>
-                                <a:pt x="-382154" y="2206666"/>
-                                <a:pt x="2419350" y="2419350"/>
-                              </a:cubicBezTo>
-                              <a:lnTo>
-                                <a:pt x="0" y="2419350"/>
-                              </a:lnTo>
-                              <a:close/>
-                            </a:path>
-                          </a:pathLst>
-                        </a:custGeom>
-                        <a:solidFill>
-                          <a:schemeClr val="accent2"/>
-                        </a:solidFill>
-                        <a:ln>
-                          <a:noFill/>
-                        </a:ln>
-                      </wps:spPr>
-                      <wps:style>
-                        <a:lnRef idx="2">
-                          <a:schemeClr val="accent1">
-                            <a:shade val="50000"/>
-                          </a:schemeClr>
-                        </a:lnRef>
-                        <a:fillRef idx="1">
-                          <a:schemeClr val="accent1"/>
-                        </a:fillRef>
-                        <a:effectRef idx="0">
-                          <a:schemeClr val="accent1"/>
-                        </a:effectRef>
-                        <a:fontRef idx="minor">
-                          <a:schemeClr val="lt1"/>
-                        </a:fontRef>
-                      </wps:style>
-                      <wps:bodyPr rot="0" spcFirstLastPara="0" vertOverflow="clip" horzOverflow="clip" vert="horz" wrap="square" lIns="91440" tIns="45720" rIns="91440" bIns="45720" numCol="1" spcCol="0" rtlCol="0" fromWordArt="0" anchor="ctr" anchorCtr="0" forceAA="0" compatLnSpc="1">
-                        <a:prstTxWarp prst="textNoShape">
-                          <a:avLst/>
-                        </a:prstTxWarp>
-                        <a:noAutofit/>
-                      </wps:bodyPr>
-                    </wps:wsp>
-                  </a:graphicData>
-                </a:graphic>
-              </wp:anchor>
-            </w:drawing>
-          </mc:Choice>
-          <mc:Fallback>
-            <w:pict>
-              <v:shape w14:anchorId="6518F7EA" id="Derékszögű háromszög 7" o:spid="_x0000_s1026" style="position:absolute;margin-left:0;margin-top:-70.7pt;width:190.5pt;height:190.5pt;rotation:90;z-index:251665408;visibility:visible;mso-wrap-style:square;mso-wrap-distance-left:9pt;mso-wrap-distance-top:0;mso-wrap-distance-right:9pt;mso-wrap-distance-bottom:0;mso-position-horizontal:left;mso-position-horizontal-relative:page;mso-position-vertical:absolute;mso-position-vertical-relative:text;v-text-anchor:middle" coordsize="2419350,2419350" o:gfxdata="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" path="m,2419350l,c806450,806450,-382154,2206666,2419350,2419350l,2419350xe" fillcolor="#ed7d31 [3205]" stroked="f" strokeweight="1pt">
-                <v:stroke joinstyle="miter"/>
-                <v:path arrowok="t" o:connecttype="custom" o:connectlocs="0,2419350;0,0;2419350,2419350;0,2419350" o:connectangles="0,0,0,0"/>
-                <w10:wrap anchorx="page"/>
-              </v:shape>
-            </w:pict>
-          </mc:Fallback>
-        </mc:AlternateContent>
-      </w:r>
-      <w:r>
-        <w:t>Telepités</w:t>
-      </w:r>
-      <w:bookmarkEnd w:id="3"/>
-    </w:p>
-    <w:p/>
-    <w:p>
-      <w:pPr>
-        <w:pStyle w:val="Cmsor2"/>
-      </w:pPr>
-      <w:bookmarkStart w:id="4" w:name="_Toc210292799"/>
-      <w:r>
-        <w:t>Telepítő fájlok</w:t>
-      </w:r>
-      <w:bookmarkEnd w:id="4"/>
-    </w:p>
-    <w:p/>
-    <w:p/>
-    <w:p>
-      <w:pPr>
-        <w:pStyle w:val="Cmsor2"/>
-      </w:pPr>
-      <w:bookmarkStart w:id="5" w:name="_Toc210292800"/>
-      <w:r>
-        <w:t>Rendszerkövetelmények</w:t>
-      </w:r>
-      <w:bookmarkEnd w:id="5"/>
-    </w:p>
-    <w:p>
-      <w:r>
-        <w:t>Hogy az oldal működjön, el kell tudnia érni az adatbázist.</w:t>
-      </w:r>
-    </w:p>
-    <w:p>
-      <w:pPr>
-        <w:spacing w:line="259" w:lineRule="auto"/>
-        <w:jc w:val="left"/>
-        <w:rPr>
-          <w:rFonts w:eastAsiaTheme="majorEastAsia" w:cstheme="majorBidi"/>
-          <w:b/>
-          <w:sz w:val="32"/>
-          <w:szCs w:val="32"/>
-        </w:rPr>
-      </w:pPr>
-      <w:r>
-        <w:br w:type="page"/>
-      </w:r>
-    </w:p>
-    <w:bookmarkStart w:id="6" w:name="_Toc210292801"/>
-    <w:p>
-      <w:pPr>
-        <w:pStyle w:val="Cmsor1"/>
-      </w:pPr>
-      <w:r>
-        <w:rPr>
-          <w:noProof/>
+          <w:lang w:eastAsia="hu-HU"/>
         </w:rPr>
         <w:lastRenderedPageBreak/>
         <mc:AlternateContent>
@@ -2021,7 +986,7 @@
               </wp:anchor>
             </w:drawing>
           </mc:Choice>
-          <mc:Fallback>
+          <mc:Fallback xmlns:w16sdtdh="http://schemas.microsoft.com/office/word/2020/wordml/sdtdatahash" xmlns:w16="http://schemas.microsoft.com/office/word/2018/wordml" xmlns:w16cid="http://schemas.microsoft.com/office/word/2016/wordml/cid" xmlns:w16cex="http://schemas.microsoft.com/office/word/2018/wordml/cex" xmlns:am3d="http://schemas.microsoft.com/office/drawing/2017/model3d" xmlns:aink="http://schemas.microsoft.com/office/drawing/2016/ink" xmlns:cx8="http://schemas.microsoft.com/office/drawing/2016/5/14/chartex" xmlns:cx7="http://schemas.microsoft.com/office/drawing/2016/5/13/chartex" xmlns:cx6="http://schemas.microsoft.com/office/drawing/2016/5/12/chartex" xmlns:cx5="http://schemas.microsoft.com/office/drawing/2016/5/11/chartex" xmlns:cx4="http://schemas.microsoft.com/office/drawing/2016/5/10/chartex" xmlns:cx3="http://schemas.microsoft.com/office/drawing/2016/5/9/chartex" xmlns:cx2="http://schemas.microsoft.com/office/drawing/2015/10/21/chartex" xmlns:cx1="http://schemas.microsoft.com/office/drawing/2015/9/8/chartex">
             <w:pict>
               <v:shape w14:anchorId="5879506B" id="Derékszögű háromszög 7" o:spid="_x0000_s1026" style="position:absolute;margin-left:0;margin-top:-70.65pt;width:190.5pt;height:190.5pt;rotation:90;z-index:251667456;visibility:visible;mso-wrap-style:square;mso-wrap-distance-left:9pt;mso-wrap-distance-top:0;mso-wrap-distance-right:9pt;mso-wrap-distance-bottom:0;mso-position-horizontal:left;mso-position-horizontal-relative:page;mso-position-vertical:absolute;mso-position-vertical-relative:text;v-text-anchor:middle" coordsize="2419350,2419350" o:gfxdata="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" path="m,2419350l,c806450,806450,-382154,2206666,2419350,2419350l,2419350xe" fillcolor="#ed7d31 [3205]" stroked="f" strokeweight="1pt">
                 <v:stroke joinstyle="miter"/>
@@ -2035,23 +1000,28 @@
       <w:r>
         <w:t>Felhasználói felület bemutatása</w:t>
       </w:r>
-      <w:bookmarkEnd w:id="6"/>
+      <w:bookmarkEnd w:id="2"/>
     </w:p>
     <w:p/>
     <w:p>
       <w:pPr>
         <w:pStyle w:val="Cmsor2"/>
       </w:pPr>
-      <w:bookmarkStart w:id="7" w:name="_Toc210292802"/>
+      <w:bookmarkStart w:id="3" w:name="_Toc210292802"/>
       <w:r>
         <w:t>Bejelentkezés</w:t>
       </w:r>
-      <w:bookmarkEnd w:id="7"/>
+      <w:bookmarkEnd w:id="3"/>
     </w:p>
     <w:p/>
     <w:p>
       <w:r>
-        <w:t>A felületen jól láthatóan megjelenik a felhasználónév és a jelszó megadására szolgáló beviteli mező. Ezeket értelemszerűen akkor tudjuk kitölteni, ha már rendelkezünk regisztrált fiókkal az oldalon. Miután beírtuk a szükséges adatokat, a rendszer lehetőséget ad a bejelentkezésre, így hozzáférhetünk a személyes profilunkhoz és az oldal által kínált funkciókhoz. Ha még nincs fiókunk, általában találunk egy regisztrációs lehetőséget is, ahol könnyedén létrehozhatjuk azt.</w:t>
+        <w:t>A felületen jól láthatóan megjelenik a felhasználónév és a jelszó megadására szolgáló beviteli mező. Ezeket értelemszerűen akkor tudjuk kitölteni, ha már rendelkezünk regisztrált fiókkal az oldalon. Miután beírtuk a szüksége</w:t>
+      </w:r>
+      <w:bookmarkStart w:id="4" w:name="_GoBack"/>
+      <w:bookmarkEnd w:id="4"/>
+      <w:r>
+        <w:t>s adatokat, a rendszer lehetőséget ad a bejelentkezésre, így hozzáférhetünk a személyes profilunkhoz és az oldal által kínált funkciókhoz. Ha még nincs fiókunk, általában találunk egy regisztrációs lehetőséget is, ahol könnyedén létrehozhatjuk azt.</w:t>
       </w:r>
       <w:r>
         <w:t xml:space="preserve"> </w:t>
@@ -2059,6 +1029,10 @@
     </w:p>
     <w:p>
       <w:r>
+        <w:rPr>
+          <w:noProof/>
+          <w:lang w:eastAsia="hu-HU"/>
+        </w:rPr>
         <w:drawing>
           <wp:inline distT="0" distB="0" distL="0" distR="0" wp14:anchorId="62052A92" wp14:editId="7B3F16F3">
             <wp:extent cx="5087060" cy="5058481"/>
@@ -2101,11 +1075,11 @@
         <w:pStyle w:val="Cmsor2"/>
         <w:spacing w:before="720"/>
       </w:pPr>
-      <w:bookmarkStart w:id="8" w:name="_Toc210292803"/>
+      <w:bookmarkStart w:id="5" w:name="_Toc210292803"/>
       <w:r>
         <w:t>Regisztráció</w:t>
       </w:r>
-      <w:bookmarkEnd w:id="8"/>
+      <w:bookmarkEnd w:id="5"/>
     </w:p>
     <w:p>
       <w:pPr>
@@ -2123,6 +1097,7 @@
       <w:r>
         <w:rPr>
           <w:noProof/>
+          <w:lang w:eastAsia="hu-HU"/>
         </w:rPr>
         <mc:AlternateContent>
           <mc:Choice Requires="wps">
@@ -2240,7 +1215,7 @@
               </wp:anchor>
             </w:drawing>
           </mc:Choice>
-          <mc:Fallback>
+          <mc:Fallback xmlns:w16sdtdh="http://schemas.microsoft.com/office/word/2020/wordml/sdtdatahash" xmlns:w16="http://schemas.microsoft.com/office/word/2018/wordml" xmlns:w16cid="http://schemas.microsoft.com/office/word/2016/wordml/cid" xmlns:w16cex="http://schemas.microsoft.com/office/word/2018/wordml/cex" xmlns:am3d="http://schemas.microsoft.com/office/drawing/2017/model3d" xmlns:aink="http://schemas.microsoft.com/office/drawing/2016/ink" xmlns:cx8="http://schemas.microsoft.com/office/drawing/2016/5/14/chartex" xmlns:cx7="http://schemas.microsoft.com/office/drawing/2016/5/13/chartex" xmlns:cx6="http://schemas.microsoft.com/office/drawing/2016/5/12/chartex" xmlns:cx5="http://schemas.microsoft.com/office/drawing/2016/5/11/chartex" xmlns:cx4="http://schemas.microsoft.com/office/drawing/2016/5/10/chartex" xmlns:cx3="http://schemas.microsoft.com/office/drawing/2016/5/9/chartex" xmlns:cx2="http://schemas.microsoft.com/office/drawing/2015/10/21/chartex" xmlns:cx1="http://schemas.microsoft.com/office/drawing/2015/9/8/chartex">
             <w:pict>
               <v:shape w14:anchorId="7B95F0DE" id="Derékszögű háromszög 7" o:spid="_x0000_s1026" style="position:absolute;margin-left:0;margin-top:-70.8pt;width:190.5pt;height:190.5pt;rotation:90;z-index:251682816;visibility:visible;mso-wrap-style:square;mso-wrap-distance-left:9pt;mso-wrap-distance-top:0;mso-wrap-distance-right:9pt;mso-wrap-distance-bottom:0;mso-position-horizontal:left;mso-position-horizontal-relative:page;mso-position-vertical:absolute;mso-position-vertical-relative:text;v-text-anchor:middle" coordsize="2419350,2419350" o:gfxdata="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" path="m,2419350l,c806450,806450,-382154,2206666,2419350,2419350l,2419350xe" fillcolor="#ed7d31 [3205]" stroked="f" strokeweight="1pt">
                 <v:stroke joinstyle="miter"/>
@@ -2266,6 +1241,10 @@
         <w:jc w:val="center"/>
       </w:pPr>
       <w:r>
+        <w:rPr>
+          <w:noProof/>
+          <w:lang w:eastAsia="hu-HU"/>
+        </w:rPr>
         <w:drawing>
           <wp:inline distT="0" distB="0" distL="0" distR="0" wp14:anchorId="2E21C075" wp14:editId="5DAC8C10">
             <wp:extent cx="3672796" cy="5438692"/>
@@ -2308,17 +1287,150 @@
         <w:pStyle w:val="Cmsor2"/>
         <w:spacing w:before="360"/>
       </w:pPr>
-      <w:bookmarkStart w:id="9" w:name="_Toc210292804"/>
-      <w:r>
+      <w:bookmarkStart w:id="6" w:name="_Toc210292804"/>
+      <w:r>
+        <w:rPr>
+          <w:noProof/>
+          <w:lang w:eastAsia="hu-HU"/>
+        </w:rPr>
         <w:lastRenderedPageBreak/>
+        <mc:AlternateContent>
+          <mc:Choice Requires="wps">
+            <w:drawing>
+              <wp:anchor distT="0" distB="0" distL="114300" distR="114300" simplePos="0" relativeHeight="251684864" behindDoc="0" locked="0" layoutInCell="1" allowOverlap="1" wp14:anchorId="05F16C65" wp14:editId="0F9C304F">
+                <wp:simplePos x="0" y="0"/>
+                <wp:positionH relativeFrom="page">
+                  <wp:align>left</wp:align>
+                </wp:positionH>
+                <wp:positionV relativeFrom="paragraph">
+                  <wp:posOffset>-901341</wp:posOffset>
+                </wp:positionV>
+                <wp:extent cx="2419350" cy="2419350"/>
+                <wp:effectExtent l="0" t="0" r="0" b="0"/>
+                <wp:wrapNone/>
+                <wp:docPr id="13" name="Derékszögű háromszög 7"/>
+                <wp:cNvGraphicFramePr/>
+                <a:graphic xmlns:a="http://schemas.openxmlformats.org/drawingml/2006/main">
+                  <a:graphicData uri="http://schemas.microsoft.com/office/word/2010/wordprocessingShape">
+                    <wps:wsp>
+                      <wps:cNvSpPr/>
+                      <wps:spPr>
+                        <a:xfrm rot="5400000">
+                          <a:off x="0" y="0"/>
+                          <a:ext cx="2419350" cy="2419350"/>
+                        </a:xfrm>
+                        <a:custGeom>
+                          <a:avLst/>
+                          <a:gdLst>
+                            <a:gd name="connsiteX0" fmla="*/ 0 w 2419350"/>
+                            <a:gd name="connsiteY0" fmla="*/ 2419350 h 2419350"/>
+                            <a:gd name="connsiteX1" fmla="*/ 0 w 2419350"/>
+                            <a:gd name="connsiteY1" fmla="*/ 0 h 2419350"/>
+                            <a:gd name="connsiteX2" fmla="*/ 2419350 w 2419350"/>
+                            <a:gd name="connsiteY2" fmla="*/ 2419350 h 2419350"/>
+                            <a:gd name="connsiteX3" fmla="*/ 0 w 2419350"/>
+                            <a:gd name="connsiteY3" fmla="*/ 2419350 h 2419350"/>
+                            <a:gd name="connsiteX0" fmla="*/ 0 w 2419350"/>
+                            <a:gd name="connsiteY0" fmla="*/ 2419350 h 2419350"/>
+                            <a:gd name="connsiteX1" fmla="*/ 0 w 2419350"/>
+                            <a:gd name="connsiteY1" fmla="*/ 0 h 2419350"/>
+                            <a:gd name="connsiteX2" fmla="*/ 2419350 w 2419350"/>
+                            <a:gd name="connsiteY2" fmla="*/ 2419350 h 2419350"/>
+                            <a:gd name="connsiteX3" fmla="*/ 0 w 2419350"/>
+                            <a:gd name="connsiteY3" fmla="*/ 2419350 h 2419350"/>
+                          </a:gdLst>
+                          <a:ahLst/>
+                          <a:cxnLst>
+                            <a:cxn ang="0">
+                              <a:pos x="connsiteX0" y="connsiteY0"/>
+                            </a:cxn>
+                            <a:cxn ang="0">
+                              <a:pos x="connsiteX1" y="connsiteY1"/>
+                            </a:cxn>
+                            <a:cxn ang="0">
+                              <a:pos x="connsiteX2" y="connsiteY2"/>
+                            </a:cxn>
+                            <a:cxn ang="0">
+                              <a:pos x="connsiteX3" y="connsiteY3"/>
+                            </a:cxn>
+                          </a:cxnLst>
+                          <a:rect l="l" t="t" r="r" b="b"/>
+                          <a:pathLst>
+                            <a:path w="2419350" h="2419350">
+                              <a:moveTo>
+                                <a:pt x="0" y="2419350"/>
+                              </a:moveTo>
+                              <a:lnTo>
+                                <a:pt x="0" y="0"/>
+                              </a:lnTo>
+                              <a:cubicBezTo>
+                                <a:pt x="806450" y="806450"/>
+                                <a:pt x="-382154" y="2206666"/>
+                                <a:pt x="2419350" y="2419350"/>
+                              </a:cubicBezTo>
+                              <a:lnTo>
+                                <a:pt x="0" y="2419350"/>
+                              </a:lnTo>
+                              <a:close/>
+                            </a:path>
+                          </a:pathLst>
+                        </a:custGeom>
+                        <a:solidFill>
+                          <a:schemeClr val="accent2"/>
+                        </a:solidFill>
+                        <a:ln>
+                          <a:noFill/>
+                        </a:ln>
+                      </wps:spPr>
+                      <wps:style>
+                        <a:lnRef idx="2">
+                          <a:schemeClr val="accent1">
+                            <a:shade val="50000"/>
+                          </a:schemeClr>
+                        </a:lnRef>
+                        <a:fillRef idx="1">
+                          <a:schemeClr val="accent1"/>
+                        </a:fillRef>
+                        <a:effectRef idx="0">
+                          <a:schemeClr val="accent1"/>
+                        </a:effectRef>
+                        <a:fontRef idx="minor">
+                          <a:schemeClr val="lt1"/>
+                        </a:fontRef>
+                      </wps:style>
+                      <wps:bodyPr rot="0" spcFirstLastPara="0" vertOverflow="clip" horzOverflow="clip" vert="horz" wrap="square" lIns="91440" tIns="45720" rIns="91440" bIns="45720" numCol="1" spcCol="0" rtlCol="0" fromWordArt="0" anchor="ctr" anchorCtr="0" forceAA="0" compatLnSpc="1">
+                        <a:prstTxWarp prst="textNoShape">
+                          <a:avLst/>
+                        </a:prstTxWarp>
+                        <a:noAutofit/>
+                      </wps:bodyPr>
+                    </wps:wsp>
+                  </a:graphicData>
+                </a:graphic>
+              </wp:anchor>
+            </w:drawing>
+          </mc:Choice>
+          <mc:Fallback>
+            <w:pict>
+              <v:shape w14:anchorId="0CB85775" id="Derékszögű háromszög 7" o:spid="_x0000_s1026" style="position:absolute;margin-left:0;margin-top:-70.95pt;width:190.5pt;height:190.5pt;rotation:90;z-index:251684864;visibility:visible;mso-wrap-style:square;mso-wrap-distance-left:9pt;mso-wrap-distance-top:0;mso-wrap-distance-right:9pt;mso-wrap-distance-bottom:0;mso-position-horizontal:left;mso-position-horizontal-relative:page;mso-position-vertical:absolute;mso-position-vertical-relative:text;v-text-anchor:middle" coordsize="2419350,2419350" o:gfxdata="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" path="m,2419350l,c806450,806450,-382154,2206666,2419350,2419350l,2419350xe" fillcolor="#ed7d31 [3205]" stroked="f" strokeweight="1pt">
+                <v:stroke joinstyle="miter"/>
+                <v:path arrowok="t" o:connecttype="custom" o:connectlocs="0,2419350;0,0;2419350,2419350;0,2419350" o:connectangles="0,0,0,0"/>
+                <w10:wrap anchorx="page"/>
+              </v:shape>
+            </w:pict>
+          </mc:Fallback>
+        </mc:AlternateContent>
+      </w:r>
+      <w:r>
         <w:t>Főoldal</w:t>
       </w:r>
-      <w:bookmarkEnd w:id="9"/>
-    </w:p>
-    <w:p>
-      <w:r>
-        <w:rPr>
-          <w:noProof/>
+      <w:bookmarkEnd w:id="6"/>
+    </w:p>
+    <w:p>
+      <w:r>
+        <w:rPr>
+          <w:noProof/>
+          <w:lang w:eastAsia="hu-HU"/>
         </w:rPr>
         <w:drawing>
           <wp:inline distT="0" distB="0" distL="0" distR="0" wp14:anchorId="1B50B179" wp14:editId="21AF31C1">
@@ -2416,7 +1528,7 @@
         <w:br w:type="page"/>
       </w:r>
     </w:p>
-    <w:bookmarkStart w:id="10" w:name="_Toc210292805"/>
+    <w:bookmarkStart w:id="7" w:name="_Toc210292805"/>
     <w:p>
       <w:pPr>
         <w:pStyle w:val="Cmsor1"/>
@@ -2424,6 +1536,7 @@
       <w:r>
         <w:rPr>
           <w:noProof/>
+          <w:lang w:eastAsia="hu-HU"/>
         </w:rPr>
         <w:lastRenderedPageBreak/>
         <mc:AlternateContent>
@@ -2542,7 +1655,7 @@
               </wp:anchor>
             </w:drawing>
           </mc:Choice>
-          <mc:Fallback>
+          <mc:Fallback xmlns:w16sdtdh="http://schemas.microsoft.com/office/word/2020/wordml/sdtdatahash" xmlns:w16="http://schemas.microsoft.com/office/word/2018/wordml" xmlns:w16cid="http://schemas.microsoft.com/office/word/2016/wordml/cid" xmlns:w16cex="http://schemas.microsoft.com/office/word/2018/wordml/cex" xmlns:am3d="http://schemas.microsoft.com/office/drawing/2017/model3d" xmlns:aink="http://schemas.microsoft.com/office/drawing/2016/ink" xmlns:cx8="http://schemas.microsoft.com/office/drawing/2016/5/14/chartex" xmlns:cx7="http://schemas.microsoft.com/office/drawing/2016/5/13/chartex" xmlns:cx6="http://schemas.microsoft.com/office/drawing/2016/5/12/chartex" xmlns:cx5="http://schemas.microsoft.com/office/drawing/2016/5/11/chartex" xmlns:cx4="http://schemas.microsoft.com/office/drawing/2016/5/10/chartex" xmlns:cx3="http://schemas.microsoft.com/office/drawing/2016/5/9/chartex" xmlns:cx2="http://schemas.microsoft.com/office/drawing/2015/10/21/chartex" xmlns:cx1="http://schemas.microsoft.com/office/drawing/2015/9/8/chartex">
             <w:pict>
               <v:shape w14:anchorId="22EEF705" id="Derékszögű háromszög 7" o:spid="_x0000_s1026" style="position:absolute;margin-left:0;margin-top:-70.8pt;width:190.5pt;height:190.5pt;rotation:90;z-index:251669504;visibility:visible;mso-wrap-style:square;mso-wrap-distance-left:9pt;mso-wrap-distance-top:0;mso-wrap-distance-right:9pt;mso-wrap-distance-bottom:0;mso-position-horizontal:left;mso-position-horizontal-relative:page;mso-position-vertical:absolute;mso-position-vertical-relative:text;v-text-anchor:middle" coordsize="2419350,2419350" o:gfxdata="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" path="m,2419350l,c806450,806450,-382154,2206666,2419350,2419350l,2419350xe" fillcolor="#ed7d31 [3205]" stroked="f" strokeweight="1pt">
                 <v:stroke joinstyle="miter"/>
@@ -2556,7 +1669,7 @@
       <w:r>
         <w:t>Alapvető funkciók használata</w:t>
       </w:r>
-      <w:bookmarkEnd w:id="10"/>
+      <w:bookmarkEnd w:id="7"/>
     </w:p>
     <w:p>
       <w:pPr>
@@ -2682,7 +1795,7 @@
         <w:br w:type="page"/>
       </w:r>
     </w:p>
-    <w:bookmarkStart w:id="11" w:name="_Toc210292806"/>
+    <w:bookmarkStart w:id="8" w:name="_Toc210292806"/>
     <w:p>
       <w:pPr>
         <w:pStyle w:val="Cmsor1"/>
@@ -2690,6 +1803,7 @@
       <w:r>
         <w:rPr>
           <w:noProof/>
+          <w:lang w:eastAsia="hu-HU"/>
         </w:rPr>
         <w:lastRenderedPageBreak/>
         <mc:AlternateContent>
@@ -2808,7 +1922,7 @@
               </wp:anchor>
             </w:drawing>
           </mc:Choice>
-          <mc:Fallback>
+          <mc:Fallback xmlns:w16sdtdh="http://schemas.microsoft.com/office/word/2020/wordml/sdtdatahash" xmlns:w16="http://schemas.microsoft.com/office/word/2018/wordml" xmlns:w16cid="http://schemas.microsoft.com/office/word/2016/wordml/cid" xmlns:w16cex="http://schemas.microsoft.com/office/word/2018/wordml/cex" xmlns:am3d="http://schemas.microsoft.com/office/drawing/2017/model3d" xmlns:aink="http://schemas.microsoft.com/office/drawing/2016/ink" xmlns:cx8="http://schemas.microsoft.com/office/drawing/2016/5/14/chartex" xmlns:cx7="http://schemas.microsoft.com/office/drawing/2016/5/13/chartex" xmlns:cx6="http://schemas.microsoft.com/office/drawing/2016/5/12/chartex" xmlns:cx5="http://schemas.microsoft.com/office/drawing/2016/5/11/chartex" xmlns:cx4="http://schemas.microsoft.com/office/drawing/2016/5/10/chartex" xmlns:cx3="http://schemas.microsoft.com/office/drawing/2016/5/9/chartex" xmlns:cx2="http://schemas.microsoft.com/office/drawing/2015/10/21/chartex" xmlns:cx1="http://schemas.microsoft.com/office/drawing/2015/9/8/chartex">
             <w:pict>
               <v:shape w14:anchorId="193321B8" id="Derékszögű háromszög 7" o:spid="_x0000_s1026" style="position:absolute;margin-left:0;margin-top:-70.8pt;width:190.5pt;height:190.5pt;rotation:90;z-index:251671552;visibility:visible;mso-wrap-style:square;mso-wrap-distance-left:9pt;mso-wrap-distance-top:0;mso-wrap-distance-right:9pt;mso-wrap-distance-bottom:0;mso-position-horizontal:left;mso-position-horizontal-relative:page;mso-position-vertical:absolute;mso-position-vertical-relative:text;v-text-anchor:middle" coordsize="2419350,2419350" o:gfxdata="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" path="m,2419350l,c806450,806450,-382154,2206666,2419350,2419350l,2419350xe" fillcolor="#ed7d31 [3205]" stroked="f" strokeweight="1pt">
                 <v:stroke joinstyle="miter"/>
@@ -2822,7 +1936,7 @@
       <w:r>
         <w:t>Hibakezelés, támogatás</w:t>
       </w:r>
-      <w:bookmarkEnd w:id="11"/>
+      <w:bookmarkEnd w:id="8"/>
     </w:p>
     <w:p>
       <w:pPr>
@@ -2877,480 +1991,6 @@
         <w:t>megoldani.</w:t>
       </w:r>
     </w:p>
-    <w:p>
-      <w:pPr>
-        <w:spacing w:line="259" w:lineRule="auto"/>
-        <w:jc w:val="left"/>
-        <w:rPr>
-          <w:rFonts w:eastAsiaTheme="majorEastAsia" w:cstheme="majorBidi"/>
-          <w:b/>
-          <w:sz w:val="32"/>
-          <w:szCs w:val="32"/>
-        </w:rPr>
-      </w:pPr>
-      <w:r>
-        <w:br w:type="page"/>
-      </w:r>
-    </w:p>
-    <w:bookmarkStart w:id="12" w:name="_Toc210292807"/>
-    <w:p>
-      <w:pPr>
-        <w:pStyle w:val="Cmsor1"/>
-      </w:pPr>
-      <w:r>
-        <w:rPr>
-          <w:noProof/>
-        </w:rPr>
-        <w:lastRenderedPageBreak/>
-        <mc:AlternateContent>
-          <mc:Choice Requires="wps">
-            <w:drawing>
-              <wp:anchor distT="0" distB="0" distL="114300" distR="114300" simplePos="0" relativeHeight="251673600" behindDoc="0" locked="0" layoutInCell="1" allowOverlap="1" wp14:anchorId="54B3416E" wp14:editId="6EF8335D">
-                <wp:simplePos x="0" y="0"/>
-                <wp:positionH relativeFrom="page">
-                  <wp:align>left</wp:align>
-                </wp:positionH>
-                <wp:positionV relativeFrom="paragraph">
-                  <wp:posOffset>-898909</wp:posOffset>
-                </wp:positionV>
-                <wp:extent cx="2419350" cy="2419350"/>
-                <wp:effectExtent l="0" t="0" r="0" b="0"/>
-                <wp:wrapNone/>
-                <wp:docPr id="8" name="Derékszögű háromszög 7"/>
-                <wp:cNvGraphicFramePr/>
-                <a:graphic xmlns:a="http://schemas.openxmlformats.org/drawingml/2006/main">
-                  <a:graphicData uri="http://schemas.microsoft.com/office/word/2010/wordprocessingShape">
-                    <wps:wsp>
-                      <wps:cNvSpPr/>
-                      <wps:spPr>
-                        <a:xfrm rot="5400000">
-                          <a:off x="0" y="0"/>
-                          <a:ext cx="2419350" cy="2419350"/>
-                        </a:xfrm>
-                        <a:custGeom>
-                          <a:avLst/>
-                          <a:gdLst>
-                            <a:gd name="connsiteX0" fmla="*/ 0 w 2419350"/>
-                            <a:gd name="connsiteY0" fmla="*/ 2419350 h 2419350"/>
-                            <a:gd name="connsiteX1" fmla="*/ 0 w 2419350"/>
-                            <a:gd name="connsiteY1" fmla="*/ 0 h 2419350"/>
-                            <a:gd name="connsiteX2" fmla="*/ 2419350 w 2419350"/>
-                            <a:gd name="connsiteY2" fmla="*/ 2419350 h 2419350"/>
-                            <a:gd name="connsiteX3" fmla="*/ 0 w 2419350"/>
-                            <a:gd name="connsiteY3" fmla="*/ 2419350 h 2419350"/>
-                            <a:gd name="connsiteX0" fmla="*/ 0 w 2419350"/>
-                            <a:gd name="connsiteY0" fmla="*/ 2419350 h 2419350"/>
-                            <a:gd name="connsiteX1" fmla="*/ 0 w 2419350"/>
-                            <a:gd name="connsiteY1" fmla="*/ 0 h 2419350"/>
-                            <a:gd name="connsiteX2" fmla="*/ 2419350 w 2419350"/>
-                            <a:gd name="connsiteY2" fmla="*/ 2419350 h 2419350"/>
-                            <a:gd name="connsiteX3" fmla="*/ 0 w 2419350"/>
-                            <a:gd name="connsiteY3" fmla="*/ 2419350 h 2419350"/>
-                          </a:gdLst>
-                          <a:ahLst/>
-                          <a:cxnLst>
-                            <a:cxn ang="0">
-                              <a:pos x="connsiteX0" y="connsiteY0"/>
-                            </a:cxn>
-                            <a:cxn ang="0">
-                              <a:pos x="connsiteX1" y="connsiteY1"/>
-                            </a:cxn>
-                            <a:cxn ang="0">
-                              <a:pos x="connsiteX2" y="connsiteY2"/>
-                            </a:cxn>
-                            <a:cxn ang="0">
-                              <a:pos x="connsiteX3" y="connsiteY3"/>
-                            </a:cxn>
-                          </a:cxnLst>
-                          <a:rect l="l" t="t" r="r" b="b"/>
-                          <a:pathLst>
-                            <a:path w="2419350" h="2419350">
-                              <a:moveTo>
-                                <a:pt x="0" y="2419350"/>
-                              </a:moveTo>
-                              <a:lnTo>
-                                <a:pt x="0" y="0"/>
-                              </a:lnTo>
-                              <a:cubicBezTo>
-                                <a:pt x="806450" y="806450"/>
-                                <a:pt x="-382154" y="2206666"/>
-                                <a:pt x="2419350" y="2419350"/>
-                              </a:cubicBezTo>
-                              <a:lnTo>
-                                <a:pt x="0" y="2419350"/>
-                              </a:lnTo>
-                              <a:close/>
-                            </a:path>
-                          </a:pathLst>
-                        </a:custGeom>
-                        <a:solidFill>
-                          <a:schemeClr val="accent2"/>
-                        </a:solidFill>
-                        <a:ln>
-                          <a:noFill/>
-                        </a:ln>
-                      </wps:spPr>
-                      <wps:style>
-                        <a:lnRef idx="2">
-                          <a:schemeClr val="accent1">
-                            <a:shade val="50000"/>
-                          </a:schemeClr>
-                        </a:lnRef>
-                        <a:fillRef idx="1">
-                          <a:schemeClr val="accent1"/>
-                        </a:fillRef>
-                        <a:effectRef idx="0">
-                          <a:schemeClr val="accent1"/>
-                        </a:effectRef>
-                        <a:fontRef idx="minor">
-                          <a:schemeClr val="lt1"/>
-                        </a:fontRef>
-                      </wps:style>
-                      <wps:bodyPr rot="0" spcFirstLastPara="0" vertOverflow="clip" horzOverflow="clip" vert="horz" wrap="square" lIns="91440" tIns="45720" rIns="91440" bIns="45720" numCol="1" spcCol="0" rtlCol="0" fromWordArt="0" anchor="ctr" anchorCtr="0" forceAA="0" compatLnSpc="1">
-                        <a:prstTxWarp prst="textNoShape">
-                          <a:avLst/>
-                        </a:prstTxWarp>
-                        <a:noAutofit/>
-                      </wps:bodyPr>
-                    </wps:wsp>
-                  </a:graphicData>
-                </a:graphic>
-              </wp:anchor>
-            </w:drawing>
-          </mc:Choice>
-          <mc:Fallback>
-            <w:pict>
-              <v:shape w14:anchorId="6A5C78D7" id="Derékszögű háromszög 7" o:spid="_x0000_s1026" style="position:absolute;margin-left:0;margin-top:-70.8pt;width:190.5pt;height:190.5pt;rotation:90;z-index:251673600;visibility:visible;mso-wrap-style:square;mso-wrap-distance-left:9pt;mso-wrap-distance-top:0;mso-wrap-distance-right:9pt;mso-wrap-distance-bottom:0;mso-position-horizontal:left;mso-position-horizontal-relative:page;mso-position-vertical:absolute;mso-position-vertical-relative:text;v-text-anchor:middle" coordsize="2419350,2419350" o:gfxdata="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" path="m,2419350l,c806450,806450,-382154,2206666,2419350,2419350l,2419350xe" fillcolor="#ed7d31 [3205]" stroked="f" strokeweight="1pt">
-                <v:stroke joinstyle="miter"/>
-                <v:path arrowok="t" o:connecttype="custom" o:connectlocs="0,2419350;0,0;2419350,2419350;0,2419350" o:connectangles="0,0,0,0"/>
-                <w10:wrap anchorx="page"/>
-              </v:shape>
-            </w:pict>
-          </mc:Fallback>
-        </mc:AlternateContent>
-      </w:r>
-      <w:r>
-        <w:t>Biztonság, adatvédelem</w:t>
-      </w:r>
-      <w:bookmarkEnd w:id="12"/>
-    </w:p>
-    <w:p/>
-    <w:p>
-      <w:pPr>
-        <w:spacing w:line="259" w:lineRule="auto"/>
-        <w:jc w:val="left"/>
-        <w:rPr>
-          <w:rFonts w:eastAsiaTheme="majorEastAsia" w:cstheme="majorBidi"/>
-          <w:b/>
-          <w:sz w:val="32"/>
-          <w:szCs w:val="32"/>
-        </w:rPr>
-      </w:pPr>
-      <w:r>
-        <w:br w:type="page"/>
-      </w:r>
-    </w:p>
-    <w:bookmarkStart w:id="13" w:name="_Toc210292808"/>
-    <w:p>
-      <w:pPr>
-        <w:pStyle w:val="Cmsor1"/>
-      </w:pPr>
-      <w:r>
-        <w:rPr>
-          <w:noProof/>
-        </w:rPr>
-        <w:lastRenderedPageBreak/>
-        <mc:AlternateContent>
-          <mc:Choice Requires="wps">
-            <w:drawing>
-              <wp:anchor distT="0" distB="0" distL="114300" distR="114300" simplePos="0" relativeHeight="251675648" behindDoc="0" locked="0" layoutInCell="1" allowOverlap="1" wp14:anchorId="5DE5C646" wp14:editId="14CA9B7E">
-                <wp:simplePos x="0" y="0"/>
-                <wp:positionH relativeFrom="page">
-                  <wp:align>left</wp:align>
-                </wp:positionH>
-                <wp:positionV relativeFrom="paragraph">
-                  <wp:posOffset>-898909</wp:posOffset>
-                </wp:positionV>
-                <wp:extent cx="2419350" cy="2419350"/>
-                <wp:effectExtent l="0" t="0" r="0" b="0"/>
-                <wp:wrapNone/>
-                <wp:docPr id="9" name="Derékszögű háromszög 7"/>
-                <wp:cNvGraphicFramePr/>
-                <a:graphic xmlns:a="http://schemas.openxmlformats.org/drawingml/2006/main">
-                  <a:graphicData uri="http://schemas.microsoft.com/office/word/2010/wordprocessingShape">
-                    <wps:wsp>
-                      <wps:cNvSpPr/>
-                      <wps:spPr>
-                        <a:xfrm rot="5400000">
-                          <a:off x="0" y="0"/>
-                          <a:ext cx="2419350" cy="2419350"/>
-                        </a:xfrm>
-                        <a:custGeom>
-                          <a:avLst/>
-                          <a:gdLst>
-                            <a:gd name="connsiteX0" fmla="*/ 0 w 2419350"/>
-                            <a:gd name="connsiteY0" fmla="*/ 2419350 h 2419350"/>
-                            <a:gd name="connsiteX1" fmla="*/ 0 w 2419350"/>
-                            <a:gd name="connsiteY1" fmla="*/ 0 h 2419350"/>
-                            <a:gd name="connsiteX2" fmla="*/ 2419350 w 2419350"/>
-                            <a:gd name="connsiteY2" fmla="*/ 2419350 h 2419350"/>
-                            <a:gd name="connsiteX3" fmla="*/ 0 w 2419350"/>
-                            <a:gd name="connsiteY3" fmla="*/ 2419350 h 2419350"/>
-                            <a:gd name="connsiteX0" fmla="*/ 0 w 2419350"/>
-                            <a:gd name="connsiteY0" fmla="*/ 2419350 h 2419350"/>
-                            <a:gd name="connsiteX1" fmla="*/ 0 w 2419350"/>
-                            <a:gd name="connsiteY1" fmla="*/ 0 h 2419350"/>
-                            <a:gd name="connsiteX2" fmla="*/ 2419350 w 2419350"/>
-                            <a:gd name="connsiteY2" fmla="*/ 2419350 h 2419350"/>
-                            <a:gd name="connsiteX3" fmla="*/ 0 w 2419350"/>
-                            <a:gd name="connsiteY3" fmla="*/ 2419350 h 2419350"/>
-                          </a:gdLst>
-                          <a:ahLst/>
-                          <a:cxnLst>
-                            <a:cxn ang="0">
-                              <a:pos x="connsiteX0" y="connsiteY0"/>
-                            </a:cxn>
-                            <a:cxn ang="0">
-                              <a:pos x="connsiteX1" y="connsiteY1"/>
-                            </a:cxn>
-                            <a:cxn ang="0">
-                              <a:pos x="connsiteX2" y="connsiteY2"/>
-                            </a:cxn>
-                            <a:cxn ang="0">
-                              <a:pos x="connsiteX3" y="connsiteY3"/>
-                            </a:cxn>
-                          </a:cxnLst>
-                          <a:rect l="l" t="t" r="r" b="b"/>
-                          <a:pathLst>
-                            <a:path w="2419350" h="2419350">
-                              <a:moveTo>
-                                <a:pt x="0" y="2419350"/>
-                              </a:moveTo>
-                              <a:lnTo>
-                                <a:pt x="0" y="0"/>
-                              </a:lnTo>
-                              <a:cubicBezTo>
-                                <a:pt x="806450" y="806450"/>
-                                <a:pt x="-382154" y="2206666"/>
-                                <a:pt x="2419350" y="2419350"/>
-                              </a:cubicBezTo>
-                              <a:lnTo>
-                                <a:pt x="0" y="2419350"/>
-                              </a:lnTo>
-                              <a:close/>
-                            </a:path>
-                          </a:pathLst>
-                        </a:custGeom>
-                        <a:solidFill>
-                          <a:schemeClr val="accent2"/>
-                        </a:solidFill>
-                        <a:ln>
-                          <a:noFill/>
-                        </a:ln>
-                      </wps:spPr>
-                      <wps:style>
-                        <a:lnRef idx="2">
-                          <a:schemeClr val="accent1">
-                            <a:shade val="50000"/>
-                          </a:schemeClr>
-                        </a:lnRef>
-                        <a:fillRef idx="1">
-                          <a:schemeClr val="accent1"/>
-                        </a:fillRef>
-                        <a:effectRef idx="0">
-                          <a:schemeClr val="accent1"/>
-                        </a:effectRef>
-                        <a:fontRef idx="minor">
-                          <a:schemeClr val="lt1"/>
-                        </a:fontRef>
-                      </wps:style>
-                      <wps:bodyPr rot="0" spcFirstLastPara="0" vertOverflow="clip" horzOverflow="clip" vert="horz" wrap="square" lIns="91440" tIns="45720" rIns="91440" bIns="45720" numCol="1" spcCol="0" rtlCol="0" fromWordArt="0" anchor="ctr" anchorCtr="0" forceAA="0" compatLnSpc="1">
-                        <a:prstTxWarp prst="textNoShape">
-                          <a:avLst/>
-                        </a:prstTxWarp>
-                        <a:noAutofit/>
-                      </wps:bodyPr>
-                    </wps:wsp>
-                  </a:graphicData>
-                </a:graphic>
-              </wp:anchor>
-            </w:drawing>
-          </mc:Choice>
-          <mc:Fallback>
-            <w:pict>
-              <v:shape w14:anchorId="503760A0" id="Derékszögű háromszög 7" o:spid="_x0000_s1026" style="position:absolute;margin-left:0;margin-top:-70.8pt;width:190.5pt;height:190.5pt;rotation:90;z-index:251675648;visibility:visible;mso-wrap-style:square;mso-wrap-distance-left:9pt;mso-wrap-distance-top:0;mso-wrap-distance-right:9pt;mso-wrap-distance-bottom:0;mso-position-horizontal:left;mso-position-horizontal-relative:page;mso-position-vertical:absolute;mso-position-vertical-relative:text;v-text-anchor:middle" coordsize="2419350,2419350" o:gfxdata="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" path="m,2419350l,c806450,806450,-382154,2206666,2419350,2419350l,2419350xe" fillcolor="#ed7d31 [3205]" stroked="f" strokeweight="1pt">
-                <v:stroke joinstyle="miter"/>
-                <v:path arrowok="t" o:connecttype="custom" o:connectlocs="0,2419350;0,0;2419350,2419350;0,2419350" o:connectangles="0,0,0,0"/>
-                <w10:wrap anchorx="page"/>
-              </v:shape>
-            </w:pict>
-          </mc:Fallback>
-        </mc:AlternateContent>
-      </w:r>
-      <w:r>
-        <w:t>Mellékletek</w:t>
-      </w:r>
-      <w:bookmarkEnd w:id="13"/>
-    </w:p>
-    <w:p/>
-    <w:p>
-      <w:pPr>
-        <w:spacing w:line="259" w:lineRule="auto"/>
-        <w:jc w:val="left"/>
-        <w:rPr>
-          <w:rFonts w:eastAsiaTheme="majorEastAsia" w:cstheme="majorBidi"/>
-          <w:b/>
-          <w:sz w:val="32"/>
-          <w:szCs w:val="32"/>
-        </w:rPr>
-      </w:pPr>
-      <w:r>
-        <w:br w:type="page"/>
-      </w:r>
-    </w:p>
-    <w:bookmarkStart w:id="14" w:name="_Toc210292809"/>
-    <w:p>
-      <w:pPr>
-        <w:pStyle w:val="Cmsor1"/>
-      </w:pPr>
-      <w:r>
-        <w:rPr>
-          <w:noProof/>
-        </w:rPr>
-        <w:lastRenderedPageBreak/>
-        <mc:AlternateContent>
-          <mc:Choice Requires="wps">
-            <w:drawing>
-              <wp:anchor distT="0" distB="0" distL="114300" distR="114300" simplePos="0" relativeHeight="251677696" behindDoc="0" locked="0" layoutInCell="1" allowOverlap="1" wp14:anchorId="30C04D7A" wp14:editId="4638A3C9">
-                <wp:simplePos x="0" y="0"/>
-                <wp:positionH relativeFrom="page">
-                  <wp:align>left</wp:align>
-                </wp:positionH>
-                <wp:positionV relativeFrom="paragraph">
-                  <wp:posOffset>-899323</wp:posOffset>
-                </wp:positionV>
-                <wp:extent cx="2419350" cy="2419350"/>
-                <wp:effectExtent l="0" t="0" r="0" b="0"/>
-                <wp:wrapNone/>
-                <wp:docPr id="10" name="Derékszögű háromszög 7"/>
-                <wp:cNvGraphicFramePr/>
-                <a:graphic xmlns:a="http://schemas.openxmlformats.org/drawingml/2006/main">
-                  <a:graphicData uri="http://schemas.microsoft.com/office/word/2010/wordprocessingShape">
-                    <wps:wsp>
-                      <wps:cNvSpPr/>
-                      <wps:spPr>
-                        <a:xfrm rot="5400000">
-                          <a:off x="0" y="0"/>
-                          <a:ext cx="2419350" cy="2419350"/>
-                        </a:xfrm>
-                        <a:custGeom>
-                          <a:avLst/>
-                          <a:gdLst>
-                            <a:gd name="connsiteX0" fmla="*/ 0 w 2419350"/>
-                            <a:gd name="connsiteY0" fmla="*/ 2419350 h 2419350"/>
-                            <a:gd name="connsiteX1" fmla="*/ 0 w 2419350"/>
-                            <a:gd name="connsiteY1" fmla="*/ 0 h 2419350"/>
-                            <a:gd name="connsiteX2" fmla="*/ 2419350 w 2419350"/>
-                            <a:gd name="connsiteY2" fmla="*/ 2419350 h 2419350"/>
-                            <a:gd name="connsiteX3" fmla="*/ 0 w 2419350"/>
-                            <a:gd name="connsiteY3" fmla="*/ 2419350 h 2419350"/>
-                            <a:gd name="connsiteX0" fmla="*/ 0 w 2419350"/>
-                            <a:gd name="connsiteY0" fmla="*/ 2419350 h 2419350"/>
-                            <a:gd name="connsiteX1" fmla="*/ 0 w 2419350"/>
-                            <a:gd name="connsiteY1" fmla="*/ 0 h 2419350"/>
-                            <a:gd name="connsiteX2" fmla="*/ 2419350 w 2419350"/>
-                            <a:gd name="connsiteY2" fmla="*/ 2419350 h 2419350"/>
-                            <a:gd name="connsiteX3" fmla="*/ 0 w 2419350"/>
-                            <a:gd name="connsiteY3" fmla="*/ 2419350 h 2419350"/>
-                          </a:gdLst>
-                          <a:ahLst/>
-                          <a:cxnLst>
-                            <a:cxn ang="0">
-                              <a:pos x="connsiteX0" y="connsiteY0"/>
-                            </a:cxn>
-                            <a:cxn ang="0">
-                              <a:pos x="connsiteX1" y="connsiteY1"/>
-                            </a:cxn>
-                            <a:cxn ang="0">
-                              <a:pos x="connsiteX2" y="connsiteY2"/>
-                            </a:cxn>
-                            <a:cxn ang="0">
-                              <a:pos x="connsiteX3" y="connsiteY3"/>
-                            </a:cxn>
-                          </a:cxnLst>
-                          <a:rect l="l" t="t" r="r" b="b"/>
-                          <a:pathLst>
-                            <a:path w="2419350" h="2419350">
-                              <a:moveTo>
-                                <a:pt x="0" y="2419350"/>
-                              </a:moveTo>
-                              <a:lnTo>
-                                <a:pt x="0" y="0"/>
-                              </a:lnTo>
-                              <a:cubicBezTo>
-                                <a:pt x="806450" y="806450"/>
-                                <a:pt x="-382154" y="2206666"/>
-                                <a:pt x="2419350" y="2419350"/>
-                              </a:cubicBezTo>
-                              <a:lnTo>
-                                <a:pt x="0" y="2419350"/>
-                              </a:lnTo>
-                              <a:close/>
-                            </a:path>
-                          </a:pathLst>
-                        </a:custGeom>
-                        <a:solidFill>
-                          <a:schemeClr val="accent2"/>
-                        </a:solidFill>
-                        <a:ln>
-                          <a:noFill/>
-                        </a:ln>
-                      </wps:spPr>
-                      <wps:style>
-                        <a:lnRef idx="2">
-                          <a:schemeClr val="accent1">
-                            <a:shade val="50000"/>
-                          </a:schemeClr>
-                        </a:lnRef>
-                        <a:fillRef idx="1">
-                          <a:schemeClr val="accent1"/>
-                        </a:fillRef>
-                        <a:effectRef idx="0">
-                          <a:schemeClr val="accent1"/>
-                        </a:effectRef>
-                        <a:fontRef idx="minor">
-                          <a:schemeClr val="lt1"/>
-                        </a:fontRef>
-                      </wps:style>
-                      <wps:bodyPr rot="0" spcFirstLastPara="0" vertOverflow="clip" horzOverflow="clip" vert="horz" wrap="square" lIns="91440" tIns="45720" rIns="91440" bIns="45720" numCol="1" spcCol="0" rtlCol="0" fromWordArt="0" anchor="ctr" anchorCtr="0" forceAA="0" compatLnSpc="1">
-                        <a:prstTxWarp prst="textNoShape">
-                          <a:avLst/>
-                        </a:prstTxWarp>
-                        <a:noAutofit/>
-                      </wps:bodyPr>
-                    </wps:wsp>
-                  </a:graphicData>
-                </a:graphic>
-              </wp:anchor>
-            </w:drawing>
-          </mc:Choice>
-          <mc:Fallback>
-            <w:pict>
-              <v:shape w14:anchorId="734B783D" id="Derékszögű háromszög 7" o:spid="_x0000_s1026" style="position:absolute;margin-left:0;margin-top:-70.8pt;width:190.5pt;height:190.5pt;rotation:90;z-index:251677696;visibility:visible;mso-wrap-style:square;mso-wrap-distance-left:9pt;mso-wrap-distance-top:0;mso-wrap-distance-right:9pt;mso-wrap-distance-bottom:0;mso-position-horizontal:left;mso-position-horizontal-relative:page;mso-position-vertical:absolute;mso-position-vertical-relative:text;v-text-anchor:middle" coordsize="2419350,2419350" o:gfxdata="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" path="m,2419350l,c806450,806450,-382154,2206666,2419350,2419350l,2419350xe" fillcolor="#ed7d31 [3205]" stroked="f" strokeweight="1pt">
-                <v:stroke joinstyle="miter"/>
-                <v:path arrowok="t" o:connecttype="custom" o:connectlocs="0,2419350;0,0;2419350,2419350;0,2419350" o:connectangles="0,0,0,0"/>
-                <w10:wrap anchorx="page"/>
-              </v:shape>
-            </w:pict>
-          </mc:Fallback>
-        </mc:AlternateContent>
-      </w:r>
-      <w:r>
-        <w:t>Képjegyzék</w:t>
-      </w:r>
-      <w:bookmarkEnd w:id="14"/>
-    </w:p>
-    <w:p/>
     <w:sectPr>
       <w:pgSz w:w="11906" w:h="16838"/>
       <w:pgMar w:top="1418" w:right="1418" w:bottom="1418" w:left="1701" w:header="709" w:footer="709" w:gutter="0"/>
@@ -3362,7 +2002,7 @@
 </file>
 
 <file path=word/endnotes.xml><?xml version="1.0" encoding="utf-8"?>
-<w:endnotes xmlns:wpc="http://schemas.microsoft.com/office/word/2010/wordprocessingCanvas" xmlns:cx="http://schemas.microsoft.com/office/drawing/2014/chartex" xmlns:cx1="http://schemas.microsoft.com/office/drawing/2015/9/8/chartex" xmlns:cx2="http://schemas.microsoft.com/office/drawing/2015/10/21/chartex" xmlns:cx3="http://schemas.microsoft.com/office/drawing/2016/5/9/chartex" xmlns:cx4="http://schemas.microsoft.com/office/drawing/2016/5/10/chartex" xmlns:cx5="http://schemas.microsoft.com/office/drawing/2016/5/11/chartex" xmlns:cx6="http://schemas.microsoft.com/office/drawing/2016/5/12/chartex" xmlns:cx7="http://schemas.microsoft.com/office/drawing/2016/5/13/chartex" xmlns:cx8="http://schemas.microsoft.com/office/drawing/2016/5/14/chartex" xmlns:mc="http://schemas.openxmlformats.org/markup-compatibility/2006" xmlns:aink="http://schemas.microsoft.com/office/drawing/2016/ink" xmlns:am3d="http://schemas.microsoft.com/office/drawing/2017/model3d" xmlns:o="urn:schemas-microsoft-com:office:office" xmlns:r="http://schemas.openxmlformats.org/officeDocument/2006/relationships" xmlns:m="http://schemas.openxmlformats.org/officeDocument/2006/math" xmlns:v="urn:schemas-microsoft-com:vml" xmlns:wp14="http://schemas.microsoft.com/office/word/2010/wordprocessingDrawing" xmlns:wp="http://schemas.openxmlformats.org/drawingml/2006/wordprocessingDrawing" xmlns:w10="urn:schemas-microsoft-com:office:word" xmlns:w="http://schemas.openxmlformats.org/wordprocessingml/2006/main" xmlns:w14="http://schemas.microsoft.com/office/word/2010/wordml" xmlns:w15="http://schemas.microsoft.com/office/word/2012/wordml" xmlns:w16cex="http://schemas.microsoft.com/office/word/2018/wordml/cex" xmlns:w16cid="http://schemas.microsoft.com/office/word/2016/wordml/cid" xmlns:w16="http://schemas.microsoft.com/office/word/2018/wordml" xmlns:w16sdtdh="http://schemas.microsoft.com/office/word/2020/wordml/sdtdatahash" xmlns:w16se="http://schemas.microsoft.com/office/word/2015/wordml/symex" xmlns:wpg="http://schemas.microsoft.com/office/word/2010/wordprocessingGroup" xmlns:wpi="http://schemas.microsoft.com/office/word/2010/wordprocessingInk" xmlns:wne="http://schemas.microsoft.com/office/word/2006/wordml" xmlns:wps="http://schemas.microsoft.com/office/word/2010/wordprocessingShape" mc:Ignorable="w14 w15 w16se w16cid w16 w16cex w16sdtdh wp14">
+<w:endnotes xmlns:wpc="http://schemas.microsoft.com/office/word/2010/wordprocessingCanvas" xmlns:cx="http://schemas.microsoft.com/office/drawing/2014/chartex" xmlns:mc="http://schemas.openxmlformats.org/markup-compatibility/2006" xmlns:o="urn:schemas-microsoft-com:office:office" xmlns:r="http://schemas.openxmlformats.org/officeDocument/2006/relationships" xmlns:m="http://schemas.openxmlformats.org/officeDocument/2006/math" xmlns:v="urn:schemas-microsoft-com:vml" xmlns:wp14="http://schemas.microsoft.com/office/word/2010/wordprocessingDrawing" xmlns:wp="http://schemas.openxmlformats.org/drawingml/2006/wordprocessingDrawing" xmlns:w10="urn:schemas-microsoft-com:office:word" xmlns:w="http://schemas.openxmlformats.org/wordprocessingml/2006/main" xmlns:w14="http://schemas.microsoft.com/office/word/2010/wordml" xmlns:w15="http://schemas.microsoft.com/office/word/2012/wordml" xmlns:w16se="http://schemas.microsoft.com/office/word/2015/wordml/symex" xmlns:wpg="http://schemas.microsoft.com/office/word/2010/wordprocessingGroup" xmlns:wpi="http://schemas.microsoft.com/office/word/2010/wordprocessingInk" xmlns:wne="http://schemas.microsoft.com/office/word/2006/wordml" xmlns:wps="http://schemas.microsoft.com/office/word/2010/wordprocessingShape" mc:Ignorable="w14 w15 w16se wp14">
   <w:endnote w:type="separator" w:id="-1">
     <w:p>
       <w:pPr>
@@ -3387,7 +2027,7 @@
 </file>
 
 <file path=word/footnotes.xml><?xml version="1.0" encoding="utf-8"?>
-<w:footnotes xmlns:wpc="http://schemas.microsoft.com/office/word/2010/wordprocessingCanvas" xmlns:cx="http://schemas.microsoft.com/office/drawing/2014/chartex" xmlns:cx1="http://schemas.microsoft.com/office/drawing/2015/9/8/chartex" xmlns:cx2="http://schemas.microsoft.com/office/drawing/2015/10/21/chartex" xmlns:cx3="http://schemas.microsoft.com/office/drawing/2016/5/9/chartex" xmlns:cx4="http://schemas.microsoft.com/office/drawing/2016/5/10/chartex" xmlns:cx5="http://schemas.microsoft.com/office/drawing/2016/5/11/chartex" xmlns:cx6="http://schemas.microsoft.com/office/drawing/2016/5/12/chartex" xmlns:cx7="http://schemas.microsoft.com/office/drawing/2016/5/13/chartex" xmlns:cx8="http://schemas.microsoft.com/office/drawing/2016/5/14/chartex" xmlns:mc="http://schemas.openxmlformats.org/markup-compatibility/2006" xmlns:aink="http://schemas.microsoft.com/office/drawing/2016/ink" xmlns:am3d="http://schemas.microsoft.com/office/drawing/2017/model3d" xmlns:o="urn:schemas-microsoft-com:office:office" xmlns:r="http://schemas.openxmlformats.org/officeDocument/2006/relationships" xmlns:m="http://schemas.openxmlformats.org/officeDocument/2006/math" xmlns:v="urn:schemas-microsoft-com:vml" xmlns:wp14="http://schemas.microsoft.com/office/word/2010/wordprocessingDrawing" xmlns:wp="http://schemas.openxmlformats.org/drawingml/2006/wordprocessingDrawing" xmlns:w10="urn:schemas-microsoft-com:office:word" xmlns:w="http://schemas.openxmlformats.org/wordprocessingml/2006/main" xmlns:w14="http://schemas.microsoft.com/office/word/2010/wordml" xmlns:w15="http://schemas.microsoft.com/office/word/2012/wordml" xmlns:w16cex="http://schemas.microsoft.com/office/word/2018/wordml/cex" xmlns:w16cid="http://schemas.microsoft.com/office/word/2016/wordml/cid" xmlns:w16="http://schemas.microsoft.com/office/word/2018/wordml" xmlns:w16sdtdh="http://schemas.microsoft.com/office/word/2020/wordml/sdtdatahash" xmlns:w16se="http://schemas.microsoft.com/office/word/2015/wordml/symex" xmlns:wpg="http://schemas.microsoft.com/office/word/2010/wordprocessingGroup" xmlns:wpi="http://schemas.microsoft.com/office/word/2010/wordprocessingInk" xmlns:wne="http://schemas.microsoft.com/office/word/2006/wordml" xmlns:wps="http://schemas.microsoft.com/office/word/2010/wordprocessingShape" mc:Ignorable="w14 w15 w16se w16cid w16 w16cex w16sdtdh wp14">
+<w:footnotes xmlns:wpc="http://schemas.microsoft.com/office/word/2010/wordprocessingCanvas" xmlns:cx="http://schemas.microsoft.com/office/drawing/2014/chartex" xmlns:mc="http://schemas.openxmlformats.org/markup-compatibility/2006" xmlns:o="urn:schemas-microsoft-com:office:office" xmlns:r="http://schemas.openxmlformats.org/officeDocument/2006/relationships" xmlns:m="http://schemas.openxmlformats.org/officeDocument/2006/math" xmlns:v="urn:schemas-microsoft-com:vml" xmlns:wp14="http://schemas.microsoft.com/office/word/2010/wordprocessingDrawing" xmlns:wp="http://schemas.openxmlformats.org/drawingml/2006/wordprocessingDrawing" xmlns:w10="urn:schemas-microsoft-com:office:word" xmlns:w="http://schemas.openxmlformats.org/wordprocessingml/2006/main" xmlns:w14="http://schemas.microsoft.com/office/word/2010/wordml" xmlns:w15="http://schemas.microsoft.com/office/word/2012/wordml" xmlns:w16se="http://schemas.microsoft.com/office/word/2015/wordml/symex" xmlns:wpg="http://schemas.microsoft.com/office/word/2010/wordprocessingGroup" xmlns:wpi="http://schemas.microsoft.com/office/word/2010/wordprocessingInk" xmlns:wne="http://schemas.microsoft.com/office/word/2006/wordml" xmlns:wps="http://schemas.microsoft.com/office/word/2010/wordprocessingShape" mc:Ignorable="w14 w15 w16se wp14">
   <w:footnote w:type="separator" w:id="-1">
     <w:p>
       <w:pPr>
@@ -3412,16 +2052,16 @@
 </file>
 
 <file path=word/numbering.xml><?xml version="1.0" encoding="utf-8"?>
-<w:numbering xmlns:wpc="http://schemas.microsoft.com/office/word/2010/wordprocessingCanvas" xmlns:cx="http://schemas.microsoft.com/office/drawing/2014/chartex" xmlns:cx1="http://schemas.microsoft.com/office/drawing/2015/9/8/chartex" xmlns:cx2="http://schemas.microsoft.com/office/drawing/2015/10/21/chartex" xmlns:cx3="http://schemas.microsoft.com/office/drawing/2016/5/9/chartex" xmlns:cx4="http://schemas.microsoft.com/office/drawing/2016/5/10/chartex" xmlns:cx5="http://schemas.microsoft.com/office/drawing/2016/5/11/chartex" xmlns:cx6="http://schemas.microsoft.com/office/drawing/2016/5/12/chartex" xmlns:cx7="http://schemas.microsoft.com/office/drawing/2016/5/13/chartex" xmlns:cx8="http://schemas.microsoft.com/office/drawing/2016/5/14/chartex" xmlns:mc="http://schemas.openxmlformats.org/markup-compatibility/2006" xmlns:aink="http://schemas.microsoft.com/office/drawing/2016/ink" xmlns:am3d="http://schemas.microsoft.com/office/drawing/2017/model3d" xmlns:o="urn:schemas-microsoft-com:office:office" xmlns:r="http://schemas.openxmlformats.org/officeDocument/2006/relationships" xmlns:m="http://schemas.openxmlformats.org/officeDocument/2006/math" xmlns:v="urn:schemas-microsoft-com:vml" xmlns:wp14="http://schemas.microsoft.com/office/word/2010/wordprocessingDrawing" xmlns:wp="http://schemas.openxmlformats.org/drawingml/2006/wordprocessingDrawing" xmlns:w10="urn:schemas-microsoft-com:office:word" xmlns:w="http://schemas.openxmlformats.org/wordprocessingml/2006/main" xmlns:w14="http://schemas.microsoft.com/office/word/2010/wordml" xmlns:w15="http://schemas.microsoft.com/office/word/2012/wordml" xmlns:w16cex="http://schemas.microsoft.com/office/word/2018/wordml/cex" xmlns:w16cid="http://schemas.microsoft.com/office/word/2016/wordml/cid" xmlns:w16="http://schemas.microsoft.com/office/word/2018/wordml" xmlns:w16sdtdh="http://schemas.microsoft.com/office/word/2020/wordml/sdtdatahash" xmlns:w16se="http://schemas.microsoft.com/office/word/2015/wordml/symex" xmlns:wpg="http://schemas.microsoft.com/office/word/2010/wordprocessingGroup" xmlns:wpi="http://schemas.microsoft.com/office/word/2010/wordprocessingInk" xmlns:wne="http://schemas.microsoft.com/office/word/2006/wordml" xmlns:wps="http://schemas.microsoft.com/office/word/2010/wordprocessingShape" mc:Ignorable="w14 w15 w16se w16cid w16 w16cex w16sdtdh wp14">
+<w:numbering xmlns:wpc="http://schemas.microsoft.com/office/word/2010/wordprocessingCanvas" xmlns:cx="http://schemas.microsoft.com/office/drawing/2014/chartex" xmlns:mc="http://schemas.openxmlformats.org/markup-compatibility/2006" xmlns:o="urn:schemas-microsoft-com:office:office" xmlns:r="http://schemas.openxmlformats.org/officeDocument/2006/relationships" xmlns:m="http://schemas.openxmlformats.org/officeDocument/2006/math" xmlns:v="urn:schemas-microsoft-com:vml" xmlns:wp14="http://schemas.microsoft.com/office/word/2010/wordprocessingDrawing" xmlns:wp="http://schemas.openxmlformats.org/drawingml/2006/wordprocessingDrawing" xmlns:w10="urn:schemas-microsoft-com:office:word" xmlns:w="http://schemas.openxmlformats.org/wordprocessingml/2006/main" xmlns:w14="http://schemas.microsoft.com/office/word/2010/wordml" xmlns:w15="http://schemas.microsoft.com/office/word/2012/wordml" xmlns:w16se="http://schemas.microsoft.com/office/word/2015/wordml/symex" xmlns:wpg="http://schemas.microsoft.com/office/word/2010/wordprocessingGroup" xmlns:wpi="http://schemas.microsoft.com/office/word/2010/wordprocessingInk" xmlns:wne="http://schemas.microsoft.com/office/word/2006/wordml" xmlns:wps="http://schemas.microsoft.com/office/word/2010/wordprocessingShape" mc:Ignorable="w14 w15 w16se wp14">
   <w:abstractNum w:abstractNumId="0" w15:restartNumberingAfterBreak="0">
     <w:nsid w:val="57A80975"/>
     <w:multiLevelType w:val="multilevel"/>
-    <w:tmpl w:val="E6B69B7E"/>
+    <w:tmpl w:val="543E3268"/>
     <w:lvl w:ilvl="0">
       <w:start w:val="1"/>
       <w:numFmt w:val="decimal"/>
       <w:pStyle w:val="Cmsor1"/>
-      <w:lvlText w:val=".%1"/>
+      <w:lvlText w:val="%1."/>
       <w:lvlJc w:val="left"/>
       <w:pPr>
         <w:ind w:left="340" w:hanging="340"/>
@@ -3542,7 +2182,7 @@
 </file>
 
 <file path=word/styles.xml><?xml version="1.0" encoding="utf-8"?>
-<w:styles xmlns:mc="http://schemas.openxmlformats.org/markup-compatibility/2006" xmlns:r="http://schemas.openxmlformats.org/officeDocument/2006/relationships" xmlns:w="http://schemas.openxmlformats.org/wordprocessingml/2006/main" xmlns:w14="http://schemas.microsoft.com/office/word/2010/wordml" xmlns:w15="http://schemas.microsoft.com/office/word/2012/wordml" xmlns:w16cex="http://schemas.microsoft.com/office/word/2018/wordml/cex" xmlns:w16cid="http://schemas.microsoft.com/office/word/2016/wordml/cid" xmlns:w16="http://schemas.microsoft.com/office/word/2018/wordml" xmlns:w16sdtdh="http://schemas.microsoft.com/office/word/2020/wordml/sdtdatahash" xmlns:w16se="http://schemas.microsoft.com/office/word/2015/wordml/symex" mc:Ignorable="w14 w15 w16se w16cid w16 w16cex w16sdtdh">
+<w:styles xmlns:mc="http://schemas.openxmlformats.org/markup-compatibility/2006" xmlns:r="http://schemas.openxmlformats.org/officeDocument/2006/relationships" xmlns:w="http://schemas.openxmlformats.org/wordprocessingml/2006/main" xmlns:w14="http://schemas.microsoft.com/office/word/2010/wordml" xmlns:w15="http://schemas.microsoft.com/office/word/2012/wordml" xmlns:w16se="http://schemas.microsoft.com/office/word/2015/wordml/symex" mc:Ignorable="w14 w15 w16se">
   <w:docDefaults>
     <w:rPrDefault>
       <w:rPr>
@@ -3558,7 +2198,7 @@
       </w:pPr>
     </w:pPrDefault>
   </w:docDefaults>
-  <w:latentStyles w:defLockedState="0" w:defUIPriority="99" w:defSemiHidden="0" w:defUnhideWhenUsed="0" w:defQFormat="0" w:count="376">
+  <w:latentStyles w:defLockedState="0" w:defUIPriority="99" w:defSemiHidden="0" w:defUnhideWhenUsed="0" w:defQFormat="0" w:count="371">
     <w:lsdException w:name="Normal" w:uiPriority="0" w:qFormat="1"/>
     <w:lsdException w:name="heading 1" w:uiPriority="9" w:qFormat="1"/>
     <w:lsdException w:name="heading 2" w:semiHidden="1" w:uiPriority="9" w:unhideWhenUsed="1" w:qFormat="1"/>
@@ -3930,11 +2570,6 @@
     <w:lsdException w:name="List Table 5 Dark Accent 6" w:uiPriority="50"/>
     <w:lsdException w:name="List Table 6 Colorful Accent 6" w:uiPriority="51"/>
     <w:lsdException w:name="List Table 7 Colorful Accent 6" w:uiPriority="52"/>
-    <w:lsdException w:name="Mention" w:semiHidden="1" w:unhideWhenUsed="1"/>
-    <w:lsdException w:name="Smart Hyperlink" w:semiHidden="1" w:unhideWhenUsed="1"/>
-    <w:lsdException w:name="Hashtag" w:semiHidden="1" w:unhideWhenUsed="1"/>
-    <w:lsdException w:name="Unresolved Mention" w:semiHidden="1" w:unhideWhenUsed="1"/>
-    <w:lsdException w:name="Smart Link" w:semiHidden="1" w:unhideWhenUsed="1"/>
   </w:latentStyles>
   <w:style w:type="paragraph" w:default="1" w:styleId="Norml">
     <w:name w:val="Normal"/>
@@ -4737,7 +3372,7 @@
 </file>
 
 <file path=customXml/itemProps1.xml><?xml version="1.0" encoding="utf-8"?>
-<ds:datastoreItem xmlns:ds="http://schemas.openxmlformats.org/officeDocument/2006/customXml" ds:itemID="{EACEB4E0-85F1-46EB-AAC6-E91B7E9190F6}">
+<ds:datastoreItem xmlns:ds="http://schemas.openxmlformats.org/officeDocument/2006/customXml" ds:itemID="{C2EEABFA-26CB-40D5-B5DC-905C0C450551}">
   <ds:schemaRefs>
     <ds:schemaRef ds:uri="http://schemas.openxmlformats.org/officeDocument/2006/bibliography"/>
   </ds:schemaRefs>

--- a/Felhasználóisablon.docx
+++ b/Felhasználóisablon.docx
@@ -346,10 +346,7 @@
           <w:tab w:val="right" w:leader="dot" w:pos="8777"/>
         </w:tabs>
         <w:rPr>
-          <w:rFonts w:asciiTheme="minorHAnsi" w:eastAsiaTheme="minorEastAsia" w:hAnsiTheme="minorHAnsi"/>
-          <w:noProof/>
-          <w:sz w:val="22"/>
-          <w:lang w:eastAsia="hu-HU"/>
+          <w:noProof/>
         </w:rPr>
       </w:pPr>
       <w:r>
@@ -404,13 +401,7 @@
         <w:rPr>
           <w:noProof/>
         </w:rPr>
-        <w:t>3</w:t>
-      </w:r>
-      <w:r>
-        <w:rPr>
-          <w:noProof/>
-        </w:rPr>
-        <w:t>.1</w:t>
+        <w:t>3.1</w:t>
       </w:r>
       <w:r>
         <w:rPr>
@@ -422,21 +413,18 @@
         <w:tab/>
       </w:r>
       <w:r>
-        <w:rPr>
-          <w:noProof/>
-        </w:rPr>
-        <w:t>Bejelentkezés</w:t>
+        <w:t>Sze</w:t>
+      </w:r>
+      <w:bookmarkStart w:id="1" w:name="_GoBack"/>
+      <w:bookmarkEnd w:id="1"/>
+      <w:r>
+        <w:t>rver indítása és elő készülete</w:t>
       </w:r>
       <w:r>
         <w:rPr>
           <w:noProof/>
         </w:rPr>
         <w:tab/>
-      </w:r>
-      <w:r>
-        <w:rPr>
-          <w:noProof/>
-        </w:rPr>
         <w:t>3</w:t>
       </w:r>
     </w:p>
@@ -464,7 +452,13 @@
         <w:rPr>
           <w:noProof/>
         </w:rPr>
-        <w:t>.2</w:t>
+        <w:t>.</w:t>
+      </w:r>
+      <w:r>
+        <w:rPr>
+          <w:noProof/>
+        </w:rPr>
+        <w:t>2</w:t>
       </w:r>
       <w:r>
         <w:rPr>
@@ -479,7 +473,7 @@
         <w:rPr>
           <w:noProof/>
         </w:rPr>
-        <w:t>Regisztráció</w:t>
+        <w:t>Bejelentkezés</w:t>
       </w:r>
       <w:r>
         <w:rPr>
@@ -518,7 +512,70 @@
         <w:rPr>
           <w:noProof/>
         </w:rPr>
-        <w:t>.3</w:t>
+        <w:t>.</w:t>
+      </w:r>
+      <w:r>
+        <w:rPr>
+          <w:noProof/>
+        </w:rPr>
+        <w:t>3</w:t>
+      </w:r>
+      <w:r>
+        <w:rPr>
+          <w:rFonts w:asciiTheme="minorHAnsi" w:eastAsiaTheme="minorEastAsia" w:hAnsiTheme="minorHAnsi"/>
+          <w:noProof/>
+          <w:sz w:val="22"/>
+          <w:lang w:eastAsia="hu-HU"/>
+        </w:rPr>
+        <w:tab/>
+      </w:r>
+      <w:r>
+        <w:rPr>
+          <w:noProof/>
+        </w:rPr>
+        <w:t>Regisztráció</w:t>
+      </w:r>
+      <w:r>
+        <w:rPr>
+          <w:noProof/>
+        </w:rPr>
+        <w:tab/>
+      </w:r>
+      <w:r>
+        <w:rPr>
+          <w:noProof/>
+        </w:rPr>
+        <w:t>3</w:t>
+      </w:r>
+    </w:p>
+    <w:p>
+      <w:pPr>
+        <w:pStyle w:val="TJ2"/>
+        <w:tabs>
+          <w:tab w:val="left" w:pos="880"/>
+          <w:tab w:val="right" w:leader="dot" w:pos="8777"/>
+        </w:tabs>
+        <w:rPr>
+          <w:noProof/>
+        </w:rPr>
+      </w:pPr>
+      <w:r>
+        <w:rPr>
+          <w:noProof/>
+        </w:rPr>
+        <w:t>3</w:t>
+      </w:r>
+      <w:r>
+        <w:rPr>
+          <w:noProof/>
+        </w:rPr>
+        <w:t>.</w:t>
+      </w:r>
+      <w:r>
+        <w:rPr>
+          <w:noProof/>
+        </w:rPr>
+        <w:t>4</w:t>
       </w:r>
       <w:r>
         <w:rPr>
@@ -672,7 +729,7 @@
         <w:br w:type="page"/>
       </w:r>
     </w:p>
-    <w:bookmarkStart w:id="1" w:name="_Toc210292796"/>
+    <w:bookmarkStart w:id="2" w:name="_Toc210292796"/>
     <w:p>
       <w:pPr>
         <w:pStyle w:val="Cmsor1"/>
@@ -813,7 +870,7 @@
       <w:r>
         <w:t>Bevezetés</w:t>
       </w:r>
-      <w:bookmarkEnd w:id="1"/>
+      <w:bookmarkEnd w:id="2"/>
     </w:p>
     <w:p>
       <w:pPr>
@@ -859,7 +916,7 @@
         <w:br w:type="page"/>
       </w:r>
     </w:p>
-    <w:bookmarkStart w:id="2" w:name="_Toc210292801"/>
+    <w:bookmarkStart w:id="3" w:name="_Toc210292801"/>
     <w:p>
       <w:pPr>
         <w:pStyle w:val="Cmsor1"/>
@@ -1000,28 +1057,423 @@
       <w:r>
         <w:t>Felhasználói felület bemutatása</w:t>
       </w:r>
-      <w:bookmarkEnd w:id="2"/>
+      <w:bookmarkEnd w:id="3"/>
+    </w:p>
+    <w:p>
+      <w:pPr>
+        <w:pStyle w:val="Cmsor2"/>
+      </w:pPr>
+      <w:r>
+        <w:t>Szerver indítása és elő készülete</w:t>
+      </w:r>
+    </w:p>
+    <w:p>
+      <w:r>
+        <w:t>A szerver indítása elött szükségünk lesz egy adatbázis kezelő programmal, amiben el lesznek tárolva a regisztrált felhasználók adatai, feltöltött ételek és italok, amik elérhetőek lesznek az oldalon, rendeléskor. Keressünk rá, és töltsük le a XAMPP adatbázis kezelőt és PHP fejlesztői környezet a hivatalos weboldalán.</w:t>
+      </w:r>
+    </w:p>
+    <w:p>
+      <w:r>
+        <w:rPr>
+          <w:noProof/>
+          <w:lang w:eastAsia="hu-HU"/>
+        </w:rPr>
+        <w:drawing>
+          <wp:anchor distT="0" distB="0" distL="114300" distR="114300" simplePos="0" relativeHeight="251685888" behindDoc="0" locked="0" layoutInCell="1" allowOverlap="1" wp14:anchorId="7422D6D2" wp14:editId="53699138">
+            <wp:simplePos x="0" y="0"/>
+            <wp:positionH relativeFrom="column">
+              <wp:posOffset>-3810</wp:posOffset>
+            </wp:positionH>
+            <wp:positionV relativeFrom="paragraph">
+              <wp:posOffset>1905</wp:posOffset>
+            </wp:positionV>
+            <wp:extent cx="5579745" cy="3675380"/>
+            <wp:effectExtent l="0" t="0" r="1905" b="1270"/>
+            <wp:wrapTopAndBottom/>
+            <wp:docPr id="10" name="Kép 10"/>
+            <wp:cNvGraphicFramePr>
+              <a:graphicFrameLocks xmlns:a="http://schemas.openxmlformats.org/drawingml/2006/main" noChangeAspect="1"/>
+            </wp:cNvGraphicFramePr>
+            <a:graphic xmlns:a="http://schemas.openxmlformats.org/drawingml/2006/main">
+              <a:graphicData uri="http://schemas.openxmlformats.org/drawingml/2006/picture">
+                <pic:pic xmlns:pic="http://schemas.openxmlformats.org/drawingml/2006/picture">
+                  <pic:nvPicPr>
+                    <pic:cNvPr id="1" name=""/>
+                    <pic:cNvPicPr/>
+                  </pic:nvPicPr>
+                  <pic:blipFill>
+                    <a:blip r:embed="rId8" cstate="print">
+                      <a:extLst>
+                        <a:ext uri="{28A0092B-C50C-407E-A947-70E740481C1C}">
+                          <a14:useLocalDpi xmlns:a14="http://schemas.microsoft.com/office/drawing/2010/main" val="0"/>
+                        </a:ext>
+                      </a:extLst>
+                    </a:blip>
+                    <a:stretch>
+                      <a:fillRect/>
+                    </a:stretch>
+                  </pic:blipFill>
+                  <pic:spPr>
+                    <a:xfrm>
+                      <a:off x="0" y="0"/>
+                      <a:ext cx="5579745" cy="3675380"/>
+                    </a:xfrm>
+                    <a:prstGeom prst="rect">
+                      <a:avLst/>
+                    </a:prstGeom>
+                  </pic:spPr>
+                </pic:pic>
+              </a:graphicData>
+            </a:graphic>
+          </wp:anchor>
+        </w:drawing>
+      </w:r>
+      <w:r>
+        <w:t>(Az oldal jelenleg Windows operációs rendszerre lett kifejlesztve, ezért érdemes a Windows-os verziót letölteni.)</w:t>
+      </w:r>
+    </w:p>
+    <w:p>
+      <w:r>
+        <w:t xml:space="preserve">Telepítés után futtasok el </w:t>
+      </w:r>
+      <w:r>
+        <w:rPr>
+          <w:b/>
+        </w:rPr>
+        <w:t>mint rendszergazda</w:t>
+      </w:r>
+      <w:r>
+        <w:rPr>
+          <w:b/>
+        </w:rPr>
+        <w:t xml:space="preserve">, </w:t>
+      </w:r>
+      <w:r>
+        <w:t>és indítsuk el az Apache és MySql szervert.</w:t>
+      </w:r>
+    </w:p>
+    <w:p>
+      <w:r>
+        <w:rPr>
+          <w:noProof/>
+          <w:lang w:eastAsia="hu-HU"/>
+        </w:rPr>
+        <w:drawing>
+          <wp:anchor distT="0" distB="0" distL="114300" distR="114300" simplePos="0" relativeHeight="251686912" behindDoc="0" locked="0" layoutInCell="1" allowOverlap="1" wp14:anchorId="769A5FE9" wp14:editId="0DB9F88E">
+            <wp:simplePos x="0" y="0"/>
+            <wp:positionH relativeFrom="column">
+              <wp:posOffset>-3810</wp:posOffset>
+            </wp:positionH>
+            <wp:positionV relativeFrom="paragraph">
+              <wp:posOffset>4445</wp:posOffset>
+            </wp:positionV>
+            <wp:extent cx="5579745" cy="2115185"/>
+            <wp:effectExtent l="0" t="0" r="1905" b="0"/>
+            <wp:wrapTopAndBottom/>
+            <wp:docPr id="12" name="Kép 12"/>
+            <wp:cNvGraphicFramePr>
+              <a:graphicFrameLocks xmlns:a="http://schemas.openxmlformats.org/drawingml/2006/main" noChangeAspect="1"/>
+            </wp:cNvGraphicFramePr>
+            <a:graphic xmlns:a="http://schemas.openxmlformats.org/drawingml/2006/main">
+              <a:graphicData uri="http://schemas.openxmlformats.org/drawingml/2006/picture">
+                <pic:pic xmlns:pic="http://schemas.openxmlformats.org/drawingml/2006/picture">
+                  <pic:nvPicPr>
+                    <pic:cNvPr id="1" name=""/>
+                    <pic:cNvPicPr/>
+                  </pic:nvPicPr>
+                  <pic:blipFill>
+                    <a:blip r:embed="rId9">
+                      <a:extLst>
+                        <a:ext uri="{28A0092B-C50C-407E-A947-70E740481C1C}">
+                          <a14:useLocalDpi xmlns:a14="http://schemas.microsoft.com/office/drawing/2010/main" val="0"/>
+                        </a:ext>
+                      </a:extLst>
+                    </a:blip>
+                    <a:stretch>
+                      <a:fillRect/>
+                    </a:stretch>
+                  </pic:blipFill>
+                  <pic:spPr>
+                    <a:xfrm>
+                      <a:off x="0" y="0"/>
+                      <a:ext cx="5579745" cy="2115185"/>
+                    </a:xfrm>
+                    <a:prstGeom prst="rect">
+                      <a:avLst/>
+                    </a:prstGeom>
+                  </pic:spPr>
+                </pic:pic>
+              </a:graphicData>
+            </a:graphic>
+          </wp:anchor>
+        </w:drawing>
+      </w:r>
+      <w:r>
+        <w:t>Nyissuk meg a Dózsa Csárda mappát Visual Studio-ban, a terminál ablakan (ha nincs, akkor a felsőlécben a „terminal” szóra rányomva lenyílik egy lista, és az első lehetőséget, a New Terminal-t kiválasztva megjelenik a terminál ablak, ami általában lent található) beírjuk a következő parancsot:</w:t>
+      </w:r>
+    </w:p>
+    <w:p>
+      <w:r>
+        <w:rPr>
+          <w:noProof/>
+          <w:lang w:eastAsia="hu-HU"/>
+        </w:rPr>
+        <w:lastRenderedPageBreak/>
+        <mc:AlternateContent>
+          <mc:Choice Requires="wps">
+            <w:drawing>
+              <wp:anchor distT="0" distB="0" distL="114300" distR="114300" simplePos="0" relativeHeight="251692032" behindDoc="0" locked="0" layoutInCell="1" allowOverlap="1" wp14:anchorId="23650381" wp14:editId="7A09747C">
+                <wp:simplePos x="0" y="0"/>
+                <wp:positionH relativeFrom="page">
+                  <wp:align>left</wp:align>
+                </wp:positionH>
+                <wp:positionV relativeFrom="paragraph">
+                  <wp:posOffset>-900430</wp:posOffset>
+                </wp:positionV>
+                <wp:extent cx="2419350" cy="2419350"/>
+                <wp:effectExtent l="0" t="0" r="0" b="0"/>
+                <wp:wrapNone/>
+                <wp:docPr id="23" name="Derékszögű háromszög 7"/>
+                <wp:cNvGraphicFramePr/>
+                <a:graphic xmlns:a="http://schemas.openxmlformats.org/drawingml/2006/main">
+                  <a:graphicData uri="http://schemas.microsoft.com/office/word/2010/wordprocessingShape">
+                    <wps:wsp>
+                      <wps:cNvSpPr/>
+                      <wps:spPr>
+                        <a:xfrm rot="5400000">
+                          <a:off x="0" y="0"/>
+                          <a:ext cx="2419350" cy="2419350"/>
+                        </a:xfrm>
+                        <a:custGeom>
+                          <a:avLst/>
+                          <a:gdLst>
+                            <a:gd name="connsiteX0" fmla="*/ 0 w 2419350"/>
+                            <a:gd name="connsiteY0" fmla="*/ 2419350 h 2419350"/>
+                            <a:gd name="connsiteX1" fmla="*/ 0 w 2419350"/>
+                            <a:gd name="connsiteY1" fmla="*/ 0 h 2419350"/>
+                            <a:gd name="connsiteX2" fmla="*/ 2419350 w 2419350"/>
+                            <a:gd name="connsiteY2" fmla="*/ 2419350 h 2419350"/>
+                            <a:gd name="connsiteX3" fmla="*/ 0 w 2419350"/>
+                            <a:gd name="connsiteY3" fmla="*/ 2419350 h 2419350"/>
+                            <a:gd name="connsiteX0" fmla="*/ 0 w 2419350"/>
+                            <a:gd name="connsiteY0" fmla="*/ 2419350 h 2419350"/>
+                            <a:gd name="connsiteX1" fmla="*/ 0 w 2419350"/>
+                            <a:gd name="connsiteY1" fmla="*/ 0 h 2419350"/>
+                            <a:gd name="connsiteX2" fmla="*/ 2419350 w 2419350"/>
+                            <a:gd name="connsiteY2" fmla="*/ 2419350 h 2419350"/>
+                            <a:gd name="connsiteX3" fmla="*/ 0 w 2419350"/>
+                            <a:gd name="connsiteY3" fmla="*/ 2419350 h 2419350"/>
+                          </a:gdLst>
+                          <a:ahLst/>
+                          <a:cxnLst>
+                            <a:cxn ang="0">
+                              <a:pos x="connsiteX0" y="connsiteY0"/>
+                            </a:cxn>
+                            <a:cxn ang="0">
+                              <a:pos x="connsiteX1" y="connsiteY1"/>
+                            </a:cxn>
+                            <a:cxn ang="0">
+                              <a:pos x="connsiteX2" y="connsiteY2"/>
+                            </a:cxn>
+                            <a:cxn ang="0">
+                              <a:pos x="connsiteX3" y="connsiteY3"/>
+                            </a:cxn>
+                          </a:cxnLst>
+                          <a:rect l="l" t="t" r="r" b="b"/>
+                          <a:pathLst>
+                            <a:path w="2419350" h="2419350">
+                              <a:moveTo>
+                                <a:pt x="0" y="2419350"/>
+                              </a:moveTo>
+                              <a:lnTo>
+                                <a:pt x="0" y="0"/>
+                              </a:lnTo>
+                              <a:cubicBezTo>
+                                <a:pt x="806450" y="806450"/>
+                                <a:pt x="-382154" y="2206666"/>
+                                <a:pt x="2419350" y="2419350"/>
+                              </a:cubicBezTo>
+                              <a:lnTo>
+                                <a:pt x="0" y="2419350"/>
+                              </a:lnTo>
+                              <a:close/>
+                            </a:path>
+                          </a:pathLst>
+                        </a:custGeom>
+                        <a:solidFill>
+                          <a:schemeClr val="accent2"/>
+                        </a:solidFill>
+                        <a:ln>
+                          <a:noFill/>
+                        </a:ln>
+                      </wps:spPr>
+                      <wps:style>
+                        <a:lnRef idx="2">
+                          <a:schemeClr val="accent1">
+                            <a:shade val="50000"/>
+                          </a:schemeClr>
+                        </a:lnRef>
+                        <a:fillRef idx="1">
+                          <a:schemeClr val="accent1"/>
+                        </a:fillRef>
+                        <a:effectRef idx="0">
+                          <a:schemeClr val="accent1"/>
+                        </a:effectRef>
+                        <a:fontRef idx="minor">
+                          <a:schemeClr val="lt1"/>
+                        </a:fontRef>
+                      </wps:style>
+                      <wps:bodyPr rot="0" spcFirstLastPara="0" vertOverflow="clip" horzOverflow="clip" vert="horz" wrap="square" lIns="91440" tIns="45720" rIns="91440" bIns="45720" numCol="1" spcCol="0" rtlCol="0" fromWordArt="0" anchor="ctr" anchorCtr="0" forceAA="0" compatLnSpc="1">
+                        <a:prstTxWarp prst="textNoShape">
+                          <a:avLst/>
+                        </a:prstTxWarp>
+                        <a:noAutofit/>
+                      </wps:bodyPr>
+                    </wps:wsp>
+                  </a:graphicData>
+                </a:graphic>
+              </wp:anchor>
+            </w:drawing>
+          </mc:Choice>
+          <mc:Fallback>
+            <w:pict>
+              <v:shape w14:anchorId="7C7E0442" id="Derékszögű háromszög 7" o:spid="_x0000_s1026" style="position:absolute;margin-left:0;margin-top:-70.9pt;width:190.5pt;height:190.5pt;rotation:90;z-index:251692032;visibility:visible;mso-wrap-style:square;mso-wrap-distance-left:9pt;mso-wrap-distance-top:0;mso-wrap-distance-right:9pt;mso-wrap-distance-bottom:0;mso-position-horizontal:left;mso-position-horizontal-relative:page;mso-position-vertical:absolute;mso-position-vertical-relative:text;v-text-anchor:middle" coordsize="2419350,2419350" o:gfxdata="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" path="m,2419350l,c806450,806450,-382154,2206666,2419350,2419350l,2419350xe" fillcolor="#ed7d31 [3205]" stroked="f" strokeweight="1pt">
+                <v:stroke joinstyle="miter"/>
+                <v:path arrowok="t" o:connecttype="custom" o:connectlocs="0,2419350;0,0;2419350,2419350;0,2419350" o:connectangles="0,0,0,0"/>
+                <w10:wrap anchorx="page"/>
+              </v:shape>
+            </w:pict>
+          </mc:Fallback>
+        </mc:AlternateContent>
+      </w:r>
+      <w:r>
+        <w:rPr>
+          <w:noProof/>
+          <w:lang w:eastAsia="hu-HU"/>
+        </w:rPr>
+        <w:drawing>
+          <wp:anchor distT="0" distB="0" distL="114300" distR="114300" simplePos="0" relativeHeight="251688960" behindDoc="0" locked="0" layoutInCell="1" allowOverlap="1" wp14:anchorId="0D72C8C4" wp14:editId="3642FDD6">
+            <wp:simplePos x="0" y="0"/>
+            <wp:positionH relativeFrom="margin">
+              <wp:align>center</wp:align>
+            </wp:positionH>
+            <wp:positionV relativeFrom="paragraph">
+              <wp:posOffset>1033145</wp:posOffset>
+            </wp:positionV>
+            <wp:extent cx="5401429" cy="724001"/>
+            <wp:effectExtent l="0" t="0" r="8890" b="0"/>
+            <wp:wrapTopAndBottom/>
+            <wp:docPr id="21" name="Kép 21"/>
+            <wp:cNvGraphicFramePr>
+              <a:graphicFrameLocks xmlns:a="http://schemas.openxmlformats.org/drawingml/2006/main" noChangeAspect="1"/>
+            </wp:cNvGraphicFramePr>
+            <a:graphic xmlns:a="http://schemas.openxmlformats.org/drawingml/2006/main">
+              <a:graphicData uri="http://schemas.openxmlformats.org/drawingml/2006/picture">
+                <pic:pic xmlns:pic="http://schemas.openxmlformats.org/drawingml/2006/picture">
+                  <pic:nvPicPr>
+                    <pic:cNvPr id="1" name=""/>
+                    <pic:cNvPicPr/>
+                  </pic:nvPicPr>
+                  <pic:blipFill>
+                    <a:blip r:embed="rId10">
+                      <a:extLst>
+                        <a:ext uri="{28A0092B-C50C-407E-A947-70E740481C1C}">
+                          <a14:useLocalDpi xmlns:a14="http://schemas.microsoft.com/office/drawing/2010/main" val="0"/>
+                        </a:ext>
+                      </a:extLst>
+                    </a:blip>
+                    <a:stretch>
+                      <a:fillRect/>
+                    </a:stretch>
+                  </pic:blipFill>
+                  <pic:spPr>
+                    <a:xfrm>
+                      <a:off x="0" y="0"/>
+                      <a:ext cx="5401429" cy="724001"/>
+                    </a:xfrm>
+                    <a:prstGeom prst="rect">
+                      <a:avLst/>
+                    </a:prstGeom>
+                  </pic:spPr>
+                </pic:pic>
+              </a:graphicData>
+            </a:graphic>
+          </wp:anchor>
+        </w:drawing>
+      </w:r>
+      <w:r>
+        <w:rPr>
+          <w:noProof/>
+          <w:lang w:eastAsia="hu-HU"/>
+        </w:rPr>
+        <w:drawing>
+          <wp:anchor distT="0" distB="0" distL="114300" distR="114300" simplePos="0" relativeHeight="251687936" behindDoc="0" locked="0" layoutInCell="1" allowOverlap="1" wp14:anchorId="1C596B83" wp14:editId="277D7448">
+            <wp:simplePos x="0" y="0"/>
+            <wp:positionH relativeFrom="margin">
+              <wp:align>center</wp:align>
+            </wp:positionH>
+            <wp:positionV relativeFrom="paragraph">
+              <wp:posOffset>0</wp:posOffset>
+            </wp:positionV>
+            <wp:extent cx="4172532" cy="962159"/>
+            <wp:effectExtent l="0" t="0" r="0" b="9525"/>
+            <wp:wrapTopAndBottom/>
+            <wp:docPr id="19" name="Kép 19"/>
+            <wp:cNvGraphicFramePr>
+              <a:graphicFrameLocks xmlns:a="http://schemas.openxmlformats.org/drawingml/2006/main" noChangeAspect="1"/>
+            </wp:cNvGraphicFramePr>
+            <a:graphic xmlns:a="http://schemas.openxmlformats.org/drawingml/2006/main">
+              <a:graphicData uri="http://schemas.openxmlformats.org/drawingml/2006/picture">
+                <pic:pic xmlns:pic="http://schemas.openxmlformats.org/drawingml/2006/picture">
+                  <pic:nvPicPr>
+                    <pic:cNvPr id="1" name=""/>
+                    <pic:cNvPicPr/>
+                  </pic:nvPicPr>
+                  <pic:blipFill>
+                    <a:blip r:embed="rId11">
+                      <a:extLst>
+                        <a:ext uri="{28A0092B-C50C-407E-A947-70E740481C1C}">
+                          <a14:useLocalDpi xmlns:a14="http://schemas.microsoft.com/office/drawing/2010/main" val="0"/>
+                        </a:ext>
+                      </a:extLst>
+                    </a:blip>
+                    <a:stretch>
+                      <a:fillRect/>
+                    </a:stretch>
+                  </pic:blipFill>
+                  <pic:spPr>
+                    <a:xfrm>
+                      <a:off x="0" y="0"/>
+                      <a:ext cx="4172532" cy="962159"/>
+                    </a:xfrm>
+                    <a:prstGeom prst="rect">
+                      <a:avLst/>
+                    </a:prstGeom>
+                  </pic:spPr>
+                </pic:pic>
+              </a:graphicData>
+            </a:graphic>
+          </wp:anchor>
+        </w:drawing>
+      </w:r>
+      <w:r>
+        <w:t>Ezzel sikeresen elindítottuk a szervert, és ezzel együtt az oldal is.</w:t>
+      </w:r>
+    </w:p>
+    <w:p>
+      <w:pPr>
+        <w:pStyle w:val="Cmsor2"/>
+      </w:pPr>
+      <w:bookmarkStart w:id="4" w:name="_Toc210292802"/>
+      <w:r>
+        <w:t>Bejelentkezés</w:t>
+      </w:r>
+      <w:bookmarkEnd w:id="4"/>
     </w:p>
     <w:p/>
     <w:p>
-      <w:pPr>
-        <w:pStyle w:val="Cmsor2"/>
-      </w:pPr>
-      <w:bookmarkStart w:id="3" w:name="_Toc210292802"/>
-      <w:r>
-        <w:t>Bejelentkezés</w:t>
-      </w:r>
-      <w:bookmarkEnd w:id="3"/>
-    </w:p>
-    <w:p/>
-    <w:p>
-      <w:r>
-        <w:t>A felületen jól láthatóan megjelenik a felhasználónév és a jelszó megadására szolgáló beviteli mező. Ezeket értelemszerűen akkor tudjuk kitölteni, ha már rendelkezünk regisztrált fiókkal az oldalon. Miután beírtuk a szüksége</w:t>
-      </w:r>
-      <w:bookmarkStart w:id="4" w:name="_GoBack"/>
-      <w:bookmarkEnd w:id="4"/>
-      <w:r>
-        <w:t>s adatokat, a rendszer lehetőséget ad a bejelentkezésre, így hozzáférhetünk a személyes profilunkhoz és az oldal által kínált funkciókhoz. Ha még nincs fiókunk, általában találunk egy regisztrációs lehetőséget is, ahol könnyedén létrehozhatjuk azt.</w:t>
+      <w:r>
+        <w:t>A felületen jól láthatóan megjelenik a felhasználónév és a jelszó megadására szolgáló beviteli mező. Ezeket értelemszerűen akkor tudjuk kitölteni, ha már rendelkezünk regisztrált fiókkal az oldalon. Miután beírtuk a szükséges adatokat, a rendszer lehetőséget ad a bejelentkezésre, így hozzáférhetünk a személyes profilunkhoz és az oldal által kínált funkciókhoz. Ha még nincs fiókunk, általában találunk egy regisztrációs lehetőséget is, ahol könnyedén létrehozhatjuk azt.</w:t>
       </w:r>
       <w:r>
         <w:t xml:space="preserve"> </w:t>
@@ -1049,7 +1501,7 @@
                     <pic:cNvPicPr/>
                   </pic:nvPicPr>
                   <pic:blipFill>
-                    <a:blip r:embed="rId8"/>
+                    <a:blip r:embed="rId12"/>
                     <a:stretch>
                       <a:fillRect/>
                     </a:stretch>
@@ -1070,45 +1522,28 @@
         </w:drawing>
       </w:r>
     </w:p>
+    <w:bookmarkStart w:id="5" w:name="_Toc210292803"/>
     <w:p>
       <w:pPr>
         <w:pStyle w:val="Cmsor2"/>
         <w:spacing w:before="720"/>
       </w:pPr>
-      <w:bookmarkStart w:id="5" w:name="_Toc210292803"/>
-      <w:r>
-        <w:t>Regisztráció</w:t>
-      </w:r>
-      <w:bookmarkEnd w:id="5"/>
-    </w:p>
-    <w:p>
-      <w:pPr>
-        <w:rPr>
-          <w:noProof/>
-        </w:rPr>
-      </w:pPr>
-      <w:r>
-        <w:t xml:space="preserve">A regisztrációs felületen találhatóak azok a beviteli mezők, amelyek segítségével új felhasználói fiókot hozhatunk létre az oldalon. Itt általában meg kell adnunk a kívánt </w:t>
-      </w:r>
-      <w:r>
+      <w:r>
+        <w:rPr>
+          <w:noProof/>
+          <w:lang w:eastAsia="hu-HU"/>
+        </w:rPr>
         <w:lastRenderedPageBreak/>
-        <w:t xml:space="preserve">felhasználónevet, a jelszót, valamint esetenként egyéb adatokat is, mint például az e-mail-cím vagy egy jelszó megerősítése mező. Miután minden szükséges információt kitöltöttünk, </w:t>
-      </w:r>
-      <w:r>
-        <w:rPr>
-          <w:noProof/>
-          <w:lang w:eastAsia="hu-HU"/>
-        </w:rPr>
         <mc:AlternateContent>
           <mc:Choice Requires="wps">
             <w:drawing>
-              <wp:anchor distT="0" distB="0" distL="114300" distR="114300" simplePos="0" relativeHeight="251682816" behindDoc="0" locked="0" layoutInCell="1" allowOverlap="1" wp14:anchorId="02EE07F7" wp14:editId="1038E8F2">
+              <wp:anchor distT="0" distB="0" distL="114300" distR="114300" simplePos="0" relativeHeight="251682816" behindDoc="0" locked="0" layoutInCell="1" allowOverlap="1" wp14:anchorId="02EE07F7" wp14:editId="53BE1F0F">
                 <wp:simplePos x="0" y="0"/>
                 <wp:positionH relativeFrom="page">
                   <wp:align>left</wp:align>
                 </wp:positionH>
                 <wp:positionV relativeFrom="paragraph">
-                  <wp:posOffset>-899263</wp:posOffset>
+                  <wp:posOffset>-904240</wp:posOffset>
                 </wp:positionV>
                 <wp:extent cx="2419350" cy="2419350"/>
                 <wp:effectExtent l="0" t="0" r="0" b="0"/>
@@ -1215,9 +1650,9 @@
               </wp:anchor>
             </w:drawing>
           </mc:Choice>
-          <mc:Fallback xmlns:w16sdtdh="http://schemas.microsoft.com/office/word/2020/wordml/sdtdatahash" xmlns:w16="http://schemas.microsoft.com/office/word/2018/wordml" xmlns:w16cid="http://schemas.microsoft.com/office/word/2016/wordml/cid" xmlns:w16cex="http://schemas.microsoft.com/office/word/2018/wordml/cex" xmlns:am3d="http://schemas.microsoft.com/office/drawing/2017/model3d" xmlns:aink="http://schemas.microsoft.com/office/drawing/2016/ink" xmlns:cx8="http://schemas.microsoft.com/office/drawing/2016/5/14/chartex" xmlns:cx7="http://schemas.microsoft.com/office/drawing/2016/5/13/chartex" xmlns:cx6="http://schemas.microsoft.com/office/drawing/2016/5/12/chartex" xmlns:cx5="http://schemas.microsoft.com/office/drawing/2016/5/11/chartex" xmlns:cx4="http://schemas.microsoft.com/office/drawing/2016/5/10/chartex" xmlns:cx3="http://schemas.microsoft.com/office/drawing/2016/5/9/chartex" xmlns:cx2="http://schemas.microsoft.com/office/drawing/2015/10/21/chartex" xmlns:cx1="http://schemas.microsoft.com/office/drawing/2015/9/8/chartex">
+          <mc:Fallback>
             <w:pict>
-              <v:shape w14:anchorId="7B95F0DE" id="Derékszögű háromszög 7" o:spid="_x0000_s1026" style="position:absolute;margin-left:0;margin-top:-70.8pt;width:190.5pt;height:190.5pt;rotation:90;z-index:251682816;visibility:visible;mso-wrap-style:square;mso-wrap-distance-left:9pt;mso-wrap-distance-top:0;mso-wrap-distance-right:9pt;mso-wrap-distance-bottom:0;mso-position-horizontal:left;mso-position-horizontal-relative:page;mso-position-vertical:absolute;mso-position-vertical-relative:text;v-text-anchor:middle" coordsize="2419350,2419350" o:gfxdata="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" path="m,2419350l,c806450,806450,-382154,2206666,2419350,2419350l,2419350xe" fillcolor="#ed7d31 [3205]" stroked="f" strokeweight="1pt">
+              <v:shape w14:anchorId="212E1F32" id="Derékszögű háromszög 7" o:spid="_x0000_s1026" style="position:absolute;margin-left:0;margin-top:-71.2pt;width:190.5pt;height:190.5pt;rotation:90;z-index:251682816;visibility:visible;mso-wrap-style:square;mso-wrap-distance-left:9pt;mso-wrap-distance-top:0;mso-wrap-distance-right:9pt;mso-wrap-distance-bottom:0;mso-position-horizontal:left;mso-position-horizontal-relative:page;mso-position-vertical:absolute;mso-position-vertical-relative:text;v-text-anchor:middle" coordsize="2419350,2419350" o:gfxdata="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" path="m,2419350l,c806450,806450,-382154,2206666,2419350,2419350l,2419350xe" fillcolor="#ed7d31 [3205]" stroked="f" strokeweight="1pt">
                 <v:stroke joinstyle="miter"/>
                 <v:path arrowok="t" o:connecttype="custom" o:connectlocs="0,2419350;0,0;2419350,2419350;0,2419350" o:connectangles="0,0,0,0"/>
                 <w10:wrap anchorx="page"/>
@@ -1227,7 +1662,18 @@
         </mc:AlternateContent>
       </w:r>
       <w:r>
-        <w:t>a regisztráció gomb megnyomásával véglegesíthetjük a folyamatot, és létrejön az új fiókunk, amellyel később be tudunk majd jelentkezni az oldalra.</w:t>
+        <w:t>Regisztráció</w:t>
+      </w:r>
+      <w:bookmarkEnd w:id="5"/>
+    </w:p>
+    <w:p>
+      <w:pPr>
+        <w:rPr>
+          <w:noProof/>
+        </w:rPr>
+      </w:pPr>
+      <w:r>
+        <w:t>A regisztrációs felületen találhatóak azok a beviteli mezők, amelyek segítségével új felhasználói fiókot hozhatunk létre az oldalon. Itt általában meg kell adnunk a kívánt felhasználónevet, a jelszót, valamint esetenként egyéb adatokat is, mint például az e-mail-cím vagy egy jelszó megerősítése mező. Miután minden szükséges információt kitöltöttünk, a regisztráció gomb megnyomásával véglegesíthetjük a folyamatot, és létrejön az új fiókunk, amellyel később be tudunk majd jelentkezni az oldalra.</w:t>
       </w:r>
       <w:r>
         <w:rPr>
@@ -1261,7 +1707,7 @@
                     <pic:cNvPicPr/>
                   </pic:nvPicPr>
                   <pic:blipFill>
-                    <a:blip r:embed="rId9"/>
+                    <a:blip r:embed="rId13"/>
                     <a:stretch>
                       <a:fillRect/>
                     </a:stretch>
@@ -1294,6 +1740,61 @@
           <w:lang w:eastAsia="hu-HU"/>
         </w:rPr>
         <w:lastRenderedPageBreak/>
+        <w:drawing>
+          <wp:anchor distT="0" distB="0" distL="114300" distR="114300" simplePos="0" relativeHeight="251689984" behindDoc="0" locked="0" layoutInCell="1" allowOverlap="1" wp14:anchorId="1AEBDAC9" wp14:editId="351741C1">
+            <wp:simplePos x="0" y="0"/>
+            <wp:positionH relativeFrom="margin">
+              <wp:align>right</wp:align>
+            </wp:positionH>
+            <wp:positionV relativeFrom="paragraph">
+              <wp:posOffset>328295</wp:posOffset>
+            </wp:positionV>
+            <wp:extent cx="5579745" cy="3251200"/>
+            <wp:effectExtent l="0" t="0" r="1905" b="6350"/>
+            <wp:wrapTopAndBottom/>
+            <wp:docPr id="22" name="Kép 22"/>
+            <wp:cNvGraphicFramePr>
+              <a:graphicFrameLocks xmlns:a="http://schemas.openxmlformats.org/drawingml/2006/main" noChangeAspect="1"/>
+            </wp:cNvGraphicFramePr>
+            <a:graphic xmlns:a="http://schemas.openxmlformats.org/drawingml/2006/main">
+              <a:graphicData uri="http://schemas.openxmlformats.org/drawingml/2006/picture">
+                <pic:pic xmlns:pic="http://schemas.openxmlformats.org/drawingml/2006/picture">
+                  <pic:nvPicPr>
+                    <pic:cNvPr id="1" name=""/>
+                    <pic:cNvPicPr/>
+                  </pic:nvPicPr>
+                  <pic:blipFill>
+                    <a:blip r:embed="rId14" cstate="print">
+                      <a:extLst>
+                        <a:ext uri="{28A0092B-C50C-407E-A947-70E740481C1C}">
+                          <a14:useLocalDpi xmlns:a14="http://schemas.microsoft.com/office/drawing/2010/main" val="0"/>
+                        </a:ext>
+                      </a:extLst>
+                    </a:blip>
+                    <a:stretch>
+                      <a:fillRect/>
+                    </a:stretch>
+                  </pic:blipFill>
+                  <pic:spPr>
+                    <a:xfrm>
+                      <a:off x="0" y="0"/>
+                      <a:ext cx="5579745" cy="3251200"/>
+                    </a:xfrm>
+                    <a:prstGeom prst="rect">
+                      <a:avLst/>
+                    </a:prstGeom>
+                  </pic:spPr>
+                </pic:pic>
+              </a:graphicData>
+            </a:graphic>
+          </wp:anchor>
+        </w:drawing>
+      </w:r>
+      <w:r>
+        <w:rPr>
+          <w:noProof/>
+          <w:lang w:eastAsia="hu-HU"/>
+        </w:rPr>
         <mc:AlternateContent>
           <mc:Choice Requires="wps">
             <w:drawing>
@@ -1426,65 +1927,7 @@
       </w:r>
       <w:bookmarkEnd w:id="6"/>
     </w:p>
-    <w:p>
-      <w:r>
-        <w:rPr>
-          <w:noProof/>
-          <w:lang w:eastAsia="hu-HU"/>
-        </w:rPr>
-        <w:drawing>
-          <wp:inline distT="0" distB="0" distL="0" distR="0" wp14:anchorId="1B50B179" wp14:editId="21AF31C1">
-            <wp:extent cx="5273372" cy="3220917"/>
-            <wp:effectExtent l="38100" t="38100" r="41910" b="36830"/>
-            <wp:docPr id="16" name="Kép 2"/>
-            <wp:cNvGraphicFramePr>
-              <a:graphicFrameLocks xmlns:a="http://schemas.openxmlformats.org/drawingml/2006/main" noChangeAspect="1"/>
-            </wp:cNvGraphicFramePr>
-            <a:graphic xmlns:a="http://schemas.openxmlformats.org/drawingml/2006/main">
-              <a:graphicData uri="http://schemas.openxmlformats.org/drawingml/2006/picture">
-                <pic:pic xmlns:pic="http://schemas.openxmlformats.org/drawingml/2006/picture">
-                  <pic:nvPicPr>
-                    <pic:cNvPr id="3" name="Kép 2"/>
-                    <pic:cNvPicPr>
-                      <a:picLocks noChangeAspect="1"/>
-                    </pic:cNvPicPr>
-                  </pic:nvPicPr>
-                  <pic:blipFill>
-                    <a:blip r:embed="rId10" cstate="print">
-                      <a:extLst>
-                        <a:ext uri="{28A0092B-C50C-407E-A947-70E740481C1C}">
-                          <a14:useLocalDpi xmlns:a14="http://schemas.microsoft.com/office/drawing/2010/main" val="0"/>
-                        </a:ext>
-                      </a:extLst>
-                    </a:blip>
-                    <a:stretch>
-                      <a:fillRect/>
-                    </a:stretch>
-                  </pic:blipFill>
-                  <pic:spPr>
-                    <a:xfrm>
-                      <a:off x="0" y="0"/>
-                      <a:ext cx="5278422" cy="3224002"/>
-                    </a:xfrm>
-                    <a:prstGeom prst="rect">
-                      <a:avLst/>
-                    </a:prstGeom>
-                    <a:ln w="38100">
-                      <a:solidFill>
-                        <a:schemeClr val="accent1">
-                          <a:lumMod val="40000"/>
-                          <a:lumOff val="60000"/>
-                        </a:schemeClr>
-                      </a:solidFill>
-                    </a:ln>
-                  </pic:spPr>
-                </pic:pic>
-              </a:graphicData>
-            </a:graphic>
-          </wp:inline>
-        </w:drawing>
-      </w:r>
-    </w:p>
+    <w:p/>
     <w:p>
       <w:r>
         <w:t>(</w:t>
@@ -3372,7 +3815,7 @@
 </file>
 
 <file path=customXml/itemProps1.xml><?xml version="1.0" encoding="utf-8"?>
-<ds:datastoreItem xmlns:ds="http://schemas.openxmlformats.org/officeDocument/2006/customXml" ds:itemID="{C2EEABFA-26CB-40D5-B5DC-905C0C450551}">
+<ds:datastoreItem xmlns:ds="http://schemas.openxmlformats.org/officeDocument/2006/customXml" ds:itemID="{359391E1-F066-44D5-9704-5787A6AFD340}">
   <ds:schemaRefs>
     <ds:schemaRef ds:uri="http://schemas.openxmlformats.org/officeDocument/2006/bibliography"/>
   </ds:schemaRefs>
